--- a/zht/docx/163.content.docx
+++ b/zht/docx/163.content.docx
@@ -605,90 +605,66 @@
           <w:lang w:val="zh_TW" w:bidi="zh_TW"/>
         </w:rPr>
       </w:r>
-      <w:hyperlink r:id="rId13">
-        <w:r>
-          <w:rPr>
-            <w:lang w:val="zh_TW" w:bidi="zh_TW"/>
-          </w:rPr>
-          <w:rPr>
-            <w:color w:val="0000EE"/>
-            <w:u w:val="single"/>
-          </w:rPr>
-          <w:t>腓立比書4:3</w:t>
-        </w:r>
-      </w:hyperlink>
-    </w:p>
-    <w:p>
-      <w:pPr>
-        <w:pStyle w:val="ListBullet"/>
-        <w:spacing w:line="240" w:lineRule="auto"/>
-        <w:ind w:left="720"/>
-      </w:pPr>
-      <w:r>
-        <w:rPr>
-          <w:lang w:val="zh_TW" w:bidi="zh_TW"/>
-        </w:rPr>
-      </w:r>
-      <w:hyperlink r:id="rId14">
-        <w:r>
-          <w:rPr>
-            <w:lang w:val="zh_TW" w:bidi="zh_TW"/>
-          </w:rPr>
-          <w:rPr>
-            <w:color w:val="0000EE"/>
-            <w:u w:val="single"/>
-          </w:rPr>
-          <w:t>詩篇69:28–29</w:t>
-        </w:r>
-      </w:hyperlink>
-    </w:p>
-    <w:p>
-      <w:pPr>
-        <w:pStyle w:val="ListBullet"/>
-        <w:spacing w:line="240" w:lineRule="auto"/>
-        <w:ind w:left="720"/>
-      </w:pPr>
-      <w:r>
-        <w:rPr>
-          <w:lang w:val="zh_TW" w:bidi="zh_TW"/>
-        </w:rPr>
-      </w:r>
-      <w:hyperlink r:id="rId15">
-        <w:r>
-          <w:rPr>
-            <w:lang w:val="zh_TW" w:bidi="zh_TW"/>
-          </w:rPr>
-          <w:rPr>
-            <w:color w:val="0000EE"/>
-            <w:u w:val="single"/>
-          </w:rPr>
-          <w:t>啟示錄3:5–6</w:t>
-        </w:r>
-      </w:hyperlink>
-    </w:p>
-    <w:p>
-      <w:pPr>
-        <w:pStyle w:val="ListBullet"/>
-        <w:spacing w:line="240" w:lineRule="auto"/>
-        <w:ind w:left="720"/>
-      </w:pPr>
-      <w:r>
-        <w:rPr>
-          <w:lang w:val="zh_TW" w:bidi="zh_TW"/>
-        </w:rPr>
-      </w:r>
-      <w:hyperlink r:id="rId16">
-        <w:r>
-          <w:rPr>
-            <w:lang w:val="zh_TW" w:bidi="zh_TW"/>
-          </w:rPr>
-          <w:rPr>
-            <w:color w:val="0000EE"/>
-            <w:u w:val="single"/>
-          </w:rPr>
-          <w:t>啟示錄20:11–12</w:t>
-        </w:r>
-      </w:hyperlink>
+      <w:r>
+        <w:rPr>
+          <w:lang w:val="zh_TW" w:bidi="zh_TW"/>
+        </w:rPr>
+        <w:t>腓立比書4:3</w:t>
+      </w:r>
+    </w:p>
+    <w:p>
+      <w:pPr>
+        <w:pStyle w:val="ListBullet"/>
+        <w:spacing w:line="240" w:lineRule="auto"/>
+        <w:ind w:left="720"/>
+      </w:pPr>
+      <w:r>
+        <w:rPr>
+          <w:lang w:val="zh_TW" w:bidi="zh_TW"/>
+        </w:rPr>
+      </w:r>
+      <w:r>
+        <w:rPr>
+          <w:lang w:val="zh_TW" w:bidi="zh_TW"/>
+        </w:rPr>
+        <w:t>詩篇69:28–29</w:t>
+      </w:r>
+    </w:p>
+    <w:p>
+      <w:pPr>
+        <w:pStyle w:val="ListBullet"/>
+        <w:spacing w:line="240" w:lineRule="auto"/>
+        <w:ind w:left="720"/>
+      </w:pPr>
+      <w:r>
+        <w:rPr>
+          <w:lang w:val="zh_TW" w:bidi="zh_TW"/>
+        </w:rPr>
+      </w:r>
+      <w:r>
+        <w:rPr>
+          <w:lang w:val="zh_TW" w:bidi="zh_TW"/>
+        </w:rPr>
+        <w:t>啟示錄3:5–6</w:t>
+      </w:r>
+    </w:p>
+    <w:p>
+      <w:pPr>
+        <w:pStyle w:val="ListBullet"/>
+        <w:spacing w:line="240" w:lineRule="auto"/>
+        <w:ind w:left="720"/>
+      </w:pPr>
+      <w:r>
+        <w:rPr>
+          <w:lang w:val="zh_TW" w:bidi="zh_TW"/>
+        </w:rPr>
+      </w:r>
+      <w:r>
+        <w:rPr>
+          <w:lang w:val="zh_TW" w:bidi="zh_TW"/>
+        </w:rPr>
+        <w:t>啟示錄20:11–12</w:t>
+      </w:r>
     </w:p>
     <w:p>
       <w:pPr>
@@ -960,114 +936,84 @@
           <w:lang w:val="zh_TW" w:bidi="zh_TW"/>
         </w:rPr>
       </w:r>
-      <w:hyperlink r:id="rId17">
-        <w:r>
-          <w:rPr>
-            <w:lang w:val="zh_TW" w:bidi="zh_TW"/>
-          </w:rPr>
-          <w:rPr>
-            <w:color w:val="0000EE"/>
-            <w:u w:val="single"/>
-          </w:rPr>
-          <w:t>列王紀下3:15–17</w:t>
-        </w:r>
-      </w:hyperlink>
-    </w:p>
-    <w:p>
-      <w:pPr>
-        <w:pStyle w:val="ListBullet"/>
-        <w:spacing w:line="240" w:lineRule="auto"/>
-        <w:ind w:left="720"/>
-      </w:pPr>
-      <w:r>
-        <w:rPr>
-          <w:lang w:val="zh_TW" w:bidi="zh_TW"/>
-        </w:rPr>
-      </w:r>
-      <w:hyperlink r:id="rId18">
-        <w:r>
-          <w:rPr>
-            <w:lang w:val="zh_TW" w:bidi="zh_TW"/>
-          </w:rPr>
-          <w:rPr>
-            <w:color w:val="0000EE"/>
-            <w:u w:val="single"/>
-          </w:rPr>
-          <w:t>創世記30:29</w:t>
-        </w:r>
-      </w:hyperlink>
-    </w:p>
-    <w:p>
-      <w:pPr>
-        <w:pStyle w:val="ListBullet"/>
-        <w:spacing w:line="240" w:lineRule="auto"/>
-        <w:ind w:left="720"/>
-      </w:pPr>
-      <w:r>
-        <w:rPr>
-          <w:lang w:val="zh_TW" w:bidi="zh_TW"/>
-        </w:rPr>
-      </w:r>
-      <w:hyperlink r:id="rId19">
-        <w:r>
-          <w:rPr>
-            <w:lang w:val="zh_TW" w:bidi="zh_TW"/>
-          </w:rPr>
-          <w:rPr>
-            <w:color w:val="0000EE"/>
-            <w:u w:val="single"/>
-          </w:rPr>
-          <w:t>約書亞記1:14–15</w:t>
-        </w:r>
-      </w:hyperlink>
-    </w:p>
-    <w:p>
-      <w:pPr>
-        <w:pStyle w:val="ListBullet"/>
-        <w:spacing w:line="240" w:lineRule="auto"/>
-        <w:ind w:left="720"/>
-      </w:pPr>
-      <w:r>
-        <w:rPr>
-          <w:lang w:val="zh_TW" w:bidi="zh_TW"/>
-        </w:rPr>
-      </w:r>
-      <w:hyperlink r:id="rId20">
-        <w:r>
-          <w:rPr>
-            <w:lang w:val="zh_TW" w:bidi="zh_TW"/>
-          </w:rPr>
-          <w:rPr>
-            <w:color w:val="0000EE"/>
-            <w:u w:val="single"/>
-          </w:rPr>
-          <w:t>尼希米記9:36–37</w:t>
-        </w:r>
-      </w:hyperlink>
-    </w:p>
-    <w:p>
-      <w:pPr>
-        <w:pStyle w:val="ListBullet"/>
-        <w:spacing w:line="240" w:lineRule="auto"/>
-        <w:ind w:left="720"/>
-      </w:pPr>
-      <w:r>
-        <w:rPr>
-          <w:lang w:val="zh_TW" w:bidi="zh_TW"/>
-        </w:rPr>
-      </w:r>
-      <w:hyperlink r:id="rId21">
-        <w:r>
-          <w:rPr>
-            <w:lang w:val="zh_TW" w:bidi="zh_TW"/>
-          </w:rPr>
-          <w:rPr>
-            <w:color w:val="0000EE"/>
-            <w:u w:val="single"/>
-          </w:rPr>
-          <w:t>民數記3:41</w:t>
-        </w:r>
-      </w:hyperlink>
+      <w:r>
+        <w:rPr>
+          <w:lang w:val="zh_TW" w:bidi="zh_TW"/>
+        </w:rPr>
+        <w:t>列王紀下3:15–17</w:t>
+      </w:r>
+    </w:p>
+    <w:p>
+      <w:pPr>
+        <w:pStyle w:val="ListBullet"/>
+        <w:spacing w:line="240" w:lineRule="auto"/>
+        <w:ind w:left="720"/>
+      </w:pPr>
+      <w:r>
+        <w:rPr>
+          <w:lang w:val="zh_TW" w:bidi="zh_TW"/>
+        </w:rPr>
+      </w:r>
+      <w:r>
+        <w:rPr>
+          <w:lang w:val="zh_TW" w:bidi="zh_TW"/>
+        </w:rPr>
+        <w:t>創世記30:29</w:t>
+      </w:r>
+    </w:p>
+    <w:p>
+      <w:pPr>
+        <w:pStyle w:val="ListBullet"/>
+        <w:spacing w:line="240" w:lineRule="auto"/>
+        <w:ind w:left="720"/>
+      </w:pPr>
+      <w:r>
+        <w:rPr>
+          <w:lang w:val="zh_TW" w:bidi="zh_TW"/>
+        </w:rPr>
+      </w:r>
+      <w:r>
+        <w:rPr>
+          <w:lang w:val="zh_TW" w:bidi="zh_TW"/>
+        </w:rPr>
+        <w:t>約書亞記1:14–15</w:t>
+      </w:r>
+    </w:p>
+    <w:p>
+      <w:pPr>
+        <w:pStyle w:val="ListBullet"/>
+        <w:spacing w:line="240" w:lineRule="auto"/>
+        <w:ind w:left="720"/>
+      </w:pPr>
+      <w:r>
+        <w:rPr>
+          <w:lang w:val="zh_TW" w:bidi="zh_TW"/>
+        </w:rPr>
+      </w:r>
+      <w:r>
+        <w:rPr>
+          <w:lang w:val="zh_TW" w:bidi="zh_TW"/>
+        </w:rPr>
+        <w:t>尼希米記9:36–37</w:t>
+      </w:r>
+    </w:p>
+    <w:p>
+      <w:pPr>
+        <w:pStyle w:val="ListBullet"/>
+        <w:spacing w:line="240" w:lineRule="auto"/>
+        <w:ind w:left="720"/>
+      </w:pPr>
+      <w:r>
+        <w:rPr>
+          <w:lang w:val="zh_TW" w:bidi="zh_TW"/>
+        </w:rPr>
+      </w:r>
+      <w:r>
+        <w:rPr>
+          <w:lang w:val="zh_TW" w:bidi="zh_TW"/>
+        </w:rPr>
+        <w:t>民數記3:41</w:t>
+      </w:r>
     </w:p>
     <w:p>
       <w:pPr>
@@ -1421,90 +1367,66 @@
           <w:lang w:val="zh_TW" w:bidi="zh_TW"/>
         </w:rPr>
       </w:r>
-      <w:hyperlink r:id="rId22">
-        <w:r>
-          <w:rPr>
-            <w:lang w:val="zh_TW" w:bidi="zh_TW"/>
-          </w:rPr>
-          <w:rPr>
-            <w:color w:val="0000EE"/>
-            <w:u w:val="single"/>
-          </w:rPr>
-          <w:t>使徒行傳19:30</w:t>
-        </w:r>
-      </w:hyperlink>
-    </w:p>
-    <w:p>
-      <w:pPr>
-        <w:pStyle w:val="ListBullet"/>
-        <w:spacing w:line="240" w:lineRule="auto"/>
-        <w:ind w:left="720"/>
-      </w:pPr>
-      <w:r>
-        <w:rPr>
-          <w:lang w:val="zh_TW" w:bidi="zh_TW"/>
-        </w:rPr>
-      </w:r>
-      <w:hyperlink r:id="rId23">
-        <w:r>
-          <w:rPr>
-            <w:lang w:val="zh_TW" w:bidi="zh_TW"/>
-          </w:rPr>
-          <w:rPr>
-            <w:color w:val="0000EE"/>
-            <w:u w:val="single"/>
-          </w:rPr>
-          <w:t>但以理書3:2</w:t>
-        </w:r>
-      </w:hyperlink>
-    </w:p>
-    <w:p>
-      <w:pPr>
-        <w:pStyle w:val="ListBullet"/>
-        <w:spacing w:line="240" w:lineRule="auto"/>
-        <w:ind w:left="720"/>
-      </w:pPr>
-      <w:r>
-        <w:rPr>
-          <w:lang w:val="zh_TW" w:bidi="zh_TW"/>
-        </w:rPr>
-      </w:r>
-      <w:hyperlink r:id="rId24">
-        <w:r>
-          <w:rPr>
-            <w:lang w:val="zh_TW" w:bidi="zh_TW"/>
-          </w:rPr>
-          <w:rPr>
-            <w:color w:val="0000EE"/>
-            <w:u w:val="single"/>
-          </w:rPr>
-          <w:t>但以理書6:2</w:t>
-        </w:r>
-      </w:hyperlink>
-    </w:p>
-    <w:p>
-      <w:pPr>
-        <w:pStyle w:val="ListBullet"/>
-        <w:spacing w:line="240" w:lineRule="auto"/>
-        <w:ind w:left="720"/>
-      </w:pPr>
-      <w:r>
-        <w:rPr>
-          <w:lang w:val="zh_TW" w:bidi="zh_TW"/>
-        </w:rPr>
-      </w:r>
-      <w:hyperlink r:id="rId25">
-        <w:r>
-          <w:rPr>
-            <w:lang w:val="zh_TW" w:bidi="zh_TW"/>
-          </w:rPr>
-          <w:rPr>
-            <w:color w:val="0000EE"/>
-            <w:u w:val="single"/>
-          </w:rPr>
-          <w:t>傳道書2:8</w:t>
-        </w:r>
-      </w:hyperlink>
+      <w:r>
+        <w:rPr>
+          <w:lang w:val="zh_TW" w:bidi="zh_TW"/>
+        </w:rPr>
+        <w:t>使徒行傳19:30</w:t>
+      </w:r>
+    </w:p>
+    <w:p>
+      <w:pPr>
+        <w:pStyle w:val="ListBullet"/>
+        <w:spacing w:line="240" w:lineRule="auto"/>
+        <w:ind w:left="720"/>
+      </w:pPr>
+      <w:r>
+        <w:rPr>
+          <w:lang w:val="zh_TW" w:bidi="zh_TW"/>
+        </w:rPr>
+      </w:r>
+      <w:r>
+        <w:rPr>
+          <w:lang w:val="zh_TW" w:bidi="zh_TW"/>
+        </w:rPr>
+        <w:t>但以理書3:2</w:t>
+      </w:r>
+    </w:p>
+    <w:p>
+      <w:pPr>
+        <w:pStyle w:val="ListBullet"/>
+        <w:spacing w:line="240" w:lineRule="auto"/>
+        <w:ind w:left="720"/>
+      </w:pPr>
+      <w:r>
+        <w:rPr>
+          <w:lang w:val="zh_TW" w:bidi="zh_TW"/>
+        </w:rPr>
+      </w:r>
+      <w:r>
+        <w:rPr>
+          <w:lang w:val="zh_TW" w:bidi="zh_TW"/>
+        </w:rPr>
+        <w:t>但以理書6:2</w:t>
+      </w:r>
+    </w:p>
+    <w:p>
+      <w:pPr>
+        <w:pStyle w:val="ListBullet"/>
+        <w:spacing w:line="240" w:lineRule="auto"/>
+        <w:ind w:left="720"/>
+      </w:pPr>
+      <w:r>
+        <w:rPr>
+          <w:lang w:val="zh_TW" w:bidi="zh_TW"/>
+        </w:rPr>
+      </w:r>
+      <w:r>
+        <w:rPr>
+          <w:lang w:val="zh_TW" w:bidi="zh_TW"/>
+        </w:rPr>
+        <w:t>傳道書2:8</w:t>
+      </w:r>
     </w:p>
     <w:p>
       <w:pPr>
@@ -1702,114 +1624,84 @@
           <w:lang w:val="zh_TW" w:bidi="zh_TW"/>
         </w:rPr>
       </w:r>
-      <w:hyperlink r:id="rId26">
-        <w:r>
-          <w:rPr>
-            <w:lang w:val="zh_TW" w:bidi="zh_TW"/>
-          </w:rPr>
-          <w:rPr>
-            <w:color w:val="0000EE"/>
-            <w:u w:val="single"/>
-          </w:rPr>
-          <w:t>馬太福音4:5–6</w:t>
-        </w:r>
-      </w:hyperlink>
-    </w:p>
-    <w:p>
-      <w:pPr>
-        <w:pStyle w:val="ListBullet"/>
-        <w:spacing w:line="240" w:lineRule="auto"/>
-        <w:ind w:left="720"/>
-      </w:pPr>
-      <w:r>
-        <w:rPr>
-          <w:lang w:val="zh_TW" w:bidi="zh_TW"/>
-        </w:rPr>
-      </w:r>
-      <w:hyperlink r:id="rId27">
-        <w:r>
-          <w:rPr>
-            <w:lang w:val="zh_TW" w:bidi="zh_TW"/>
-          </w:rPr>
-          <w:rPr>
-            <w:color w:val="0000EE"/>
-            <w:u w:val="single"/>
-          </w:rPr>
-          <w:t>馬太福音27:51–53</w:t>
-        </w:r>
-      </w:hyperlink>
-    </w:p>
-    <w:p>
-      <w:pPr>
-        <w:pStyle w:val="ListBullet"/>
-        <w:spacing w:line="240" w:lineRule="auto"/>
-        <w:ind w:left="720"/>
-      </w:pPr>
-      <w:r>
-        <w:rPr>
-          <w:lang w:val="zh_TW" w:bidi="zh_TW"/>
-        </w:rPr>
-      </w:r>
-      <w:hyperlink r:id="rId28">
-        <w:r>
-          <w:rPr>
-            <w:lang w:val="zh_TW" w:bidi="zh_TW"/>
-          </w:rPr>
-          <w:rPr>
-            <w:color w:val="0000EE"/>
-            <w:u w:val="single"/>
-          </w:rPr>
-          <w:t>啟示錄21:1–2</w:t>
-        </w:r>
-      </w:hyperlink>
-    </w:p>
-    <w:p>
-      <w:pPr>
-        <w:pStyle w:val="ListBullet"/>
-        <w:spacing w:line="240" w:lineRule="auto"/>
-        <w:ind w:left="720"/>
-      </w:pPr>
-      <w:r>
-        <w:rPr>
-          <w:lang w:val="zh_TW" w:bidi="zh_TW"/>
-        </w:rPr>
-      </w:r>
-      <w:hyperlink r:id="rId29">
-        <w:r>
-          <w:rPr>
-            <w:lang w:val="zh_TW" w:bidi="zh_TW"/>
-          </w:rPr>
-          <w:rPr>
-            <w:color w:val="0000EE"/>
-            <w:u w:val="single"/>
-          </w:rPr>
-          <w:t>啟示錄21:9–10</w:t>
-        </w:r>
-      </w:hyperlink>
-    </w:p>
-    <w:p>
-      <w:pPr>
-        <w:pStyle w:val="ListBullet"/>
-        <w:spacing w:line="240" w:lineRule="auto"/>
-        <w:ind w:left="720"/>
-      </w:pPr>
-      <w:r>
-        <w:rPr>
-          <w:lang w:val="zh_TW" w:bidi="zh_TW"/>
-        </w:rPr>
-      </w:r>
-      <w:hyperlink r:id="rId30">
-        <w:r>
-          <w:rPr>
-            <w:lang w:val="zh_TW" w:bidi="zh_TW"/>
-          </w:rPr>
-          <w:rPr>
-            <w:color w:val="0000EE"/>
-            <w:u w:val="single"/>
-          </w:rPr>
-          <w:t>啟示錄22:18–19</w:t>
-        </w:r>
-      </w:hyperlink>
+      <w:r>
+        <w:rPr>
+          <w:lang w:val="zh_TW" w:bidi="zh_TW"/>
+        </w:rPr>
+        <w:t>馬太福音4:5–6</w:t>
+      </w:r>
+    </w:p>
+    <w:p>
+      <w:pPr>
+        <w:pStyle w:val="ListBullet"/>
+        <w:spacing w:line="240" w:lineRule="auto"/>
+        <w:ind w:left="720"/>
+      </w:pPr>
+      <w:r>
+        <w:rPr>
+          <w:lang w:val="zh_TW" w:bidi="zh_TW"/>
+        </w:rPr>
+      </w:r>
+      <w:r>
+        <w:rPr>
+          <w:lang w:val="zh_TW" w:bidi="zh_TW"/>
+        </w:rPr>
+        <w:t>馬太福音27:51–53</w:t>
+      </w:r>
+    </w:p>
+    <w:p>
+      <w:pPr>
+        <w:pStyle w:val="ListBullet"/>
+        <w:spacing w:line="240" w:lineRule="auto"/>
+        <w:ind w:left="720"/>
+      </w:pPr>
+      <w:r>
+        <w:rPr>
+          <w:lang w:val="zh_TW" w:bidi="zh_TW"/>
+        </w:rPr>
+      </w:r>
+      <w:r>
+        <w:rPr>
+          <w:lang w:val="zh_TW" w:bidi="zh_TW"/>
+        </w:rPr>
+        <w:t>啟示錄21:1–2</w:t>
+      </w:r>
+    </w:p>
+    <w:p>
+      <w:pPr>
+        <w:pStyle w:val="ListBullet"/>
+        <w:spacing w:line="240" w:lineRule="auto"/>
+        <w:ind w:left="720"/>
+      </w:pPr>
+      <w:r>
+        <w:rPr>
+          <w:lang w:val="zh_TW" w:bidi="zh_TW"/>
+        </w:rPr>
+      </w:r>
+      <w:r>
+        <w:rPr>
+          <w:lang w:val="zh_TW" w:bidi="zh_TW"/>
+        </w:rPr>
+        <w:t>啟示錄21:9–10</w:t>
+      </w:r>
+    </w:p>
+    <w:p>
+      <w:pPr>
+        <w:pStyle w:val="ListBullet"/>
+        <w:spacing w:line="240" w:lineRule="auto"/>
+        <w:ind w:left="720"/>
+      </w:pPr>
+      <w:r>
+        <w:rPr>
+          <w:lang w:val="zh_TW" w:bidi="zh_TW"/>
+        </w:rPr>
+      </w:r>
+      <w:r>
+        <w:rPr>
+          <w:lang w:val="zh_TW" w:bidi="zh_TW"/>
+        </w:rPr>
+        <w:t>啟示錄22:18–19</w:t>
+      </w:r>
     </w:p>
     <w:p>
       <w:pPr>
@@ -2216,138 +2108,102 @@
           <w:lang w:val="zh_TW" w:bidi="zh_TW"/>
         </w:rPr>
       </w:r>
-      <w:hyperlink r:id="rId31">
-        <w:r>
-          <w:rPr>
-            <w:lang w:val="zh_TW" w:bidi="zh_TW"/>
-          </w:rPr>
-          <w:rPr>
-            <w:color w:val="0000EE"/>
-            <w:u w:val="single"/>
-          </w:rPr>
-          <w:t>使徒行傳3:2</w:t>
-        </w:r>
-      </w:hyperlink>
-    </w:p>
-    <w:p>
-      <w:pPr>
-        <w:pStyle w:val="ListBullet"/>
-        <w:spacing w:line="240" w:lineRule="auto"/>
-        <w:ind w:left="720"/>
-      </w:pPr>
-      <w:r>
-        <w:rPr>
-          <w:lang w:val="zh_TW" w:bidi="zh_TW"/>
-        </w:rPr>
-      </w:r>
-      <w:hyperlink r:id="rId32">
-        <w:r>
-          <w:rPr>
-            <w:lang w:val="zh_TW" w:bidi="zh_TW"/>
-          </w:rPr>
-          <w:rPr>
-            <w:color w:val="0000EE"/>
-            <w:u w:val="single"/>
-          </w:rPr>
-          <w:t>使徒行傳3:8</w:t>
-        </w:r>
-      </w:hyperlink>
-    </w:p>
-    <w:p>
-      <w:pPr>
-        <w:pStyle w:val="ListBullet"/>
-        <w:spacing w:line="240" w:lineRule="auto"/>
-        <w:ind w:left="720"/>
-      </w:pPr>
-      <w:r>
-        <w:rPr>
-          <w:lang w:val="zh_TW" w:bidi="zh_TW"/>
-        </w:rPr>
-      </w:r>
-      <w:hyperlink r:id="rId33">
-        <w:r>
-          <w:rPr>
-            <w:lang w:val="zh_TW" w:bidi="zh_TW"/>
-          </w:rPr>
-          <w:rPr>
-            <w:color w:val="0000EE"/>
-            <w:u w:val="single"/>
-          </w:rPr>
-          <w:t>以西結書45:18–20</w:t>
-        </w:r>
-      </w:hyperlink>
-    </w:p>
-    <w:p>
-      <w:pPr>
-        <w:pStyle w:val="ListBullet"/>
-        <w:spacing w:line="240" w:lineRule="auto"/>
-        <w:ind w:left="720"/>
-      </w:pPr>
-      <w:r>
-        <w:rPr>
-          <w:lang w:val="zh_TW" w:bidi="zh_TW"/>
-        </w:rPr>
-      </w:r>
-      <w:hyperlink r:id="rId34">
-        <w:r>
-          <w:rPr>
-            <w:lang w:val="zh_TW" w:bidi="zh_TW"/>
-          </w:rPr>
-          <w:rPr>
-            <w:color w:val="0000EE"/>
-            <w:u w:val="single"/>
-          </w:rPr>
-          <w:t>路加福音19:46</w:t>
-        </w:r>
-      </w:hyperlink>
-    </w:p>
-    <w:p>
-      <w:pPr>
-        <w:pStyle w:val="ListBullet"/>
-        <w:spacing w:line="240" w:lineRule="auto"/>
-        <w:ind w:left="720"/>
-      </w:pPr>
-      <w:r>
-        <w:rPr>
-          <w:lang w:val="zh_TW" w:bidi="zh_TW"/>
-        </w:rPr>
-      </w:r>
-      <w:hyperlink r:id="rId35">
-        <w:r>
-          <w:rPr>
-            <w:lang w:val="zh_TW" w:bidi="zh_TW"/>
-          </w:rPr>
-          <w:rPr>
-            <w:color w:val="0000EE"/>
-            <w:u w:val="single"/>
-          </w:rPr>
-          <w:t>尼希米記10:28</w:t>
-        </w:r>
-      </w:hyperlink>
-    </w:p>
-    <w:p>
-      <w:pPr>
-        <w:pStyle w:val="ListBullet"/>
-        <w:spacing w:line="240" w:lineRule="auto"/>
-        <w:ind w:left="720"/>
-      </w:pPr>
-      <w:r>
-        <w:rPr>
-          <w:lang w:val="zh_TW" w:bidi="zh_TW"/>
-        </w:rPr>
-      </w:r>
-      <w:hyperlink r:id="rId36">
-        <w:r>
-          <w:rPr>
-            <w:lang w:val="zh_TW" w:bidi="zh_TW"/>
-          </w:rPr>
-          <w:rPr>
-            <w:color w:val="0000EE"/>
-            <w:u w:val="single"/>
-          </w:rPr>
-          <w:t>詩篇79:1–3</w:t>
-        </w:r>
-      </w:hyperlink>
+      <w:r>
+        <w:rPr>
+          <w:lang w:val="zh_TW" w:bidi="zh_TW"/>
+        </w:rPr>
+        <w:t>使徒行傳3:2</w:t>
+      </w:r>
+    </w:p>
+    <w:p>
+      <w:pPr>
+        <w:pStyle w:val="ListBullet"/>
+        <w:spacing w:line="240" w:lineRule="auto"/>
+        <w:ind w:left="720"/>
+      </w:pPr>
+      <w:r>
+        <w:rPr>
+          <w:lang w:val="zh_TW" w:bidi="zh_TW"/>
+        </w:rPr>
+      </w:r>
+      <w:r>
+        <w:rPr>
+          <w:lang w:val="zh_TW" w:bidi="zh_TW"/>
+        </w:rPr>
+        <w:t>使徒行傳3:8</w:t>
+      </w:r>
+    </w:p>
+    <w:p>
+      <w:pPr>
+        <w:pStyle w:val="ListBullet"/>
+        <w:spacing w:line="240" w:lineRule="auto"/>
+        <w:ind w:left="720"/>
+      </w:pPr>
+      <w:r>
+        <w:rPr>
+          <w:lang w:val="zh_TW" w:bidi="zh_TW"/>
+        </w:rPr>
+      </w:r>
+      <w:r>
+        <w:rPr>
+          <w:lang w:val="zh_TW" w:bidi="zh_TW"/>
+        </w:rPr>
+        <w:t>以西結書45:18–20</w:t>
+      </w:r>
+    </w:p>
+    <w:p>
+      <w:pPr>
+        <w:pStyle w:val="ListBullet"/>
+        <w:spacing w:line="240" w:lineRule="auto"/>
+        <w:ind w:left="720"/>
+      </w:pPr>
+      <w:r>
+        <w:rPr>
+          <w:lang w:val="zh_TW" w:bidi="zh_TW"/>
+        </w:rPr>
+      </w:r>
+      <w:r>
+        <w:rPr>
+          <w:lang w:val="zh_TW" w:bidi="zh_TW"/>
+        </w:rPr>
+        <w:t>路加福音19:46</w:t>
+      </w:r>
+    </w:p>
+    <w:p>
+      <w:pPr>
+        <w:pStyle w:val="ListBullet"/>
+        <w:spacing w:line="240" w:lineRule="auto"/>
+        <w:ind w:left="720"/>
+      </w:pPr>
+      <w:r>
+        <w:rPr>
+          <w:lang w:val="zh_TW" w:bidi="zh_TW"/>
+        </w:rPr>
+      </w:r>
+      <w:r>
+        <w:rPr>
+          <w:lang w:val="zh_TW" w:bidi="zh_TW"/>
+        </w:rPr>
+        <w:t>尼希米記10:28</w:t>
+      </w:r>
+    </w:p>
+    <w:p>
+      <w:pPr>
+        <w:pStyle w:val="ListBullet"/>
+        <w:spacing w:line="240" w:lineRule="auto"/>
+        <w:ind w:left="720"/>
+      </w:pPr>
+      <w:r>
+        <w:rPr>
+          <w:lang w:val="zh_TW" w:bidi="zh_TW"/>
+        </w:rPr>
+      </w:r>
+      <w:r>
+        <w:rPr>
+          <w:lang w:val="zh_TW" w:bidi="zh_TW"/>
+        </w:rPr>
+        <w:t>詩篇79:1–3</w:t>
+      </w:r>
     </w:p>
     <w:p>
       <w:pPr>
@@ -2979,210 +2835,156 @@
           <w:lang w:val="zh_TW" w:bidi="zh_TW"/>
         </w:rPr>
       </w:r>
-      <w:hyperlink r:id="rId37">
-        <w:r>
-          <w:rPr>
-            <w:lang w:val="zh_TW" w:bidi="zh_TW"/>
-          </w:rPr>
-          <w:rPr>
-            <w:color w:val="0000EE"/>
-            <w:u w:val="single"/>
-          </w:rPr>
-          <w:t>哥林多前書8:4–6</w:t>
-        </w:r>
-      </w:hyperlink>
-    </w:p>
-    <w:p>
-      <w:pPr>
-        <w:pStyle w:val="ListBullet"/>
-        <w:spacing w:line="240" w:lineRule="auto"/>
-        <w:ind w:left="720"/>
-      </w:pPr>
-      <w:r>
-        <w:rPr>
-          <w:lang w:val="zh_TW" w:bidi="zh_TW"/>
-        </w:rPr>
-      </w:r>
-      <w:hyperlink r:id="rId38">
-        <w:r>
-          <w:rPr>
-            <w:lang w:val="zh_TW" w:bidi="zh_TW"/>
-          </w:rPr>
-          <w:rPr>
-            <w:color w:val="0000EE"/>
-            <w:u w:val="single"/>
-          </w:rPr>
-          <w:t>約翰壹書2:1</w:t>
-        </w:r>
-      </w:hyperlink>
-    </w:p>
-    <w:p>
-      <w:pPr>
-        <w:pStyle w:val="ListBullet"/>
-        <w:spacing w:line="240" w:lineRule="auto"/>
-        <w:ind w:left="720"/>
-      </w:pPr>
-      <w:r>
-        <w:rPr>
-          <w:lang w:val="zh_TW" w:bidi="zh_TW"/>
-        </w:rPr>
-      </w:r>
-      <w:hyperlink r:id="rId39">
-        <w:r>
-          <w:rPr>
-            <w:lang w:val="zh_TW" w:bidi="zh_TW"/>
-          </w:rPr>
-          <w:rPr>
-            <w:color w:val="0000EE"/>
-            <w:u w:val="single"/>
-          </w:rPr>
-          <w:t>約翰壹書2:23</w:t>
-        </w:r>
-      </w:hyperlink>
-    </w:p>
-    <w:p>
-      <w:pPr>
-        <w:pStyle w:val="ListBullet"/>
-        <w:spacing w:line="240" w:lineRule="auto"/>
-        <w:ind w:left="720"/>
-      </w:pPr>
-      <w:r>
-        <w:rPr>
-          <w:lang w:val="zh_TW" w:bidi="zh_TW"/>
-        </w:rPr>
-      </w:r>
-      <w:hyperlink r:id="rId40">
-        <w:r>
-          <w:rPr>
-            <w:lang w:val="zh_TW" w:bidi="zh_TW"/>
-          </w:rPr>
-          <w:rPr>
-            <w:color w:val="0000EE"/>
-            <w:u w:val="single"/>
-          </w:rPr>
-          <w:t>約翰壹書3:1</w:t>
-        </w:r>
-      </w:hyperlink>
-    </w:p>
-    <w:p>
-      <w:pPr>
-        <w:pStyle w:val="ListBullet"/>
-        <w:spacing w:line="240" w:lineRule="auto"/>
-        <w:ind w:left="720"/>
-      </w:pPr>
-      <w:r>
-        <w:rPr>
-          <w:lang w:val="zh_TW" w:bidi="zh_TW"/>
-        </w:rPr>
-      </w:r>
-      <w:hyperlink r:id="rId41">
-        <w:r>
-          <w:rPr>
-            <w:lang w:val="zh_TW" w:bidi="zh_TW"/>
-          </w:rPr>
-          <w:rPr>
-            <w:color w:val="0000EE"/>
-            <w:u w:val="single"/>
-          </w:rPr>
-          <w:t>歌羅西書1:1–3</w:t>
-        </w:r>
-      </w:hyperlink>
-    </w:p>
-    <w:p>
-      <w:pPr>
-        <w:pStyle w:val="ListBullet"/>
-        <w:spacing w:line="240" w:lineRule="auto"/>
-        <w:ind w:left="720"/>
-      </w:pPr>
-      <w:r>
-        <w:rPr>
-          <w:lang w:val="zh_TW" w:bidi="zh_TW"/>
-        </w:rPr>
-      </w:r>
-      <w:hyperlink r:id="rId42">
-        <w:r>
-          <w:rPr>
-            <w:lang w:val="zh_TW" w:bidi="zh_TW"/>
-          </w:rPr>
-          <w:rPr>
-            <w:color w:val="0000EE"/>
-            <w:u w:val="single"/>
-          </w:rPr>
-          <w:t>以弗所書5:18–21</w:t>
-        </w:r>
-      </w:hyperlink>
-    </w:p>
-    <w:p>
-      <w:pPr>
-        <w:pStyle w:val="ListBullet"/>
-        <w:spacing w:line="240" w:lineRule="auto"/>
-        <w:ind w:left="720"/>
-      </w:pPr>
-      <w:r>
-        <w:rPr>
-          <w:lang w:val="zh_TW" w:bidi="zh_TW"/>
-        </w:rPr>
-      </w:r>
-      <w:hyperlink r:id="rId43">
-        <w:r>
-          <w:rPr>
-            <w:lang w:val="zh_TW" w:bidi="zh_TW"/>
-          </w:rPr>
-          <w:rPr>
-            <w:color w:val="0000EE"/>
-            <w:u w:val="single"/>
-          </w:rPr>
-          <w:t>路加福音10:22</w:t>
-        </w:r>
-      </w:hyperlink>
-    </w:p>
-    <w:p>
-      <w:pPr>
-        <w:pStyle w:val="ListBullet"/>
-        <w:spacing w:line="240" w:lineRule="auto"/>
-        <w:ind w:left="720"/>
-      </w:pPr>
-      <w:r>
-        <w:rPr>
-          <w:lang w:val="zh_TW" w:bidi="zh_TW"/>
-        </w:rPr>
-      </w:r>
-      <w:hyperlink r:id="rId44">
-        <w:r>
-          <w:rPr>
-            <w:lang w:val="zh_TW" w:bidi="zh_TW"/>
-          </w:rPr>
-          <w:rPr>
-            <w:color w:val="0000EE"/>
-            <w:u w:val="single"/>
-          </w:rPr>
-          <w:t>馬太福音5:16</w:t>
-        </w:r>
-      </w:hyperlink>
-    </w:p>
-    <w:p>
-      <w:pPr>
-        <w:pStyle w:val="ListBullet"/>
-        <w:spacing w:line="240" w:lineRule="auto"/>
-        <w:ind w:left="720"/>
-      </w:pPr>
-      <w:r>
-        <w:rPr>
-          <w:lang w:val="zh_TW" w:bidi="zh_TW"/>
-        </w:rPr>
-      </w:r>
-      <w:hyperlink r:id="rId45">
-        <w:r>
-          <w:rPr>
-            <w:lang w:val="zh_TW" w:bidi="zh_TW"/>
-          </w:rPr>
-          <w:rPr>
-            <w:color w:val="0000EE"/>
-            <w:u w:val="single"/>
-          </w:rPr>
-          <w:t>馬太福音23:9</w:t>
-        </w:r>
-      </w:hyperlink>
+      <w:r>
+        <w:rPr>
+          <w:lang w:val="zh_TW" w:bidi="zh_TW"/>
+        </w:rPr>
+        <w:t>哥林多前書8:4–6</w:t>
+      </w:r>
+    </w:p>
+    <w:p>
+      <w:pPr>
+        <w:pStyle w:val="ListBullet"/>
+        <w:spacing w:line="240" w:lineRule="auto"/>
+        <w:ind w:left="720"/>
+      </w:pPr>
+      <w:r>
+        <w:rPr>
+          <w:lang w:val="zh_TW" w:bidi="zh_TW"/>
+        </w:rPr>
+      </w:r>
+      <w:r>
+        <w:rPr>
+          <w:lang w:val="zh_TW" w:bidi="zh_TW"/>
+        </w:rPr>
+        <w:t>約翰壹書2:1</w:t>
+      </w:r>
+    </w:p>
+    <w:p>
+      <w:pPr>
+        <w:pStyle w:val="ListBullet"/>
+        <w:spacing w:line="240" w:lineRule="auto"/>
+        <w:ind w:left="720"/>
+      </w:pPr>
+      <w:r>
+        <w:rPr>
+          <w:lang w:val="zh_TW" w:bidi="zh_TW"/>
+        </w:rPr>
+      </w:r>
+      <w:r>
+        <w:rPr>
+          <w:lang w:val="zh_TW" w:bidi="zh_TW"/>
+        </w:rPr>
+        <w:t>約翰壹書2:23</w:t>
+      </w:r>
+    </w:p>
+    <w:p>
+      <w:pPr>
+        <w:pStyle w:val="ListBullet"/>
+        <w:spacing w:line="240" w:lineRule="auto"/>
+        <w:ind w:left="720"/>
+      </w:pPr>
+      <w:r>
+        <w:rPr>
+          <w:lang w:val="zh_TW" w:bidi="zh_TW"/>
+        </w:rPr>
+      </w:r>
+      <w:r>
+        <w:rPr>
+          <w:lang w:val="zh_TW" w:bidi="zh_TW"/>
+        </w:rPr>
+        <w:t>約翰壹書3:1</w:t>
+      </w:r>
+    </w:p>
+    <w:p>
+      <w:pPr>
+        <w:pStyle w:val="ListBullet"/>
+        <w:spacing w:line="240" w:lineRule="auto"/>
+        <w:ind w:left="720"/>
+      </w:pPr>
+      <w:r>
+        <w:rPr>
+          <w:lang w:val="zh_TW" w:bidi="zh_TW"/>
+        </w:rPr>
+      </w:r>
+      <w:r>
+        <w:rPr>
+          <w:lang w:val="zh_TW" w:bidi="zh_TW"/>
+        </w:rPr>
+        <w:t>歌羅西書1:1–3</w:t>
+      </w:r>
+    </w:p>
+    <w:p>
+      <w:pPr>
+        <w:pStyle w:val="ListBullet"/>
+        <w:spacing w:line="240" w:lineRule="auto"/>
+        <w:ind w:left="720"/>
+      </w:pPr>
+      <w:r>
+        <w:rPr>
+          <w:lang w:val="zh_TW" w:bidi="zh_TW"/>
+        </w:rPr>
+      </w:r>
+      <w:r>
+        <w:rPr>
+          <w:lang w:val="zh_TW" w:bidi="zh_TW"/>
+        </w:rPr>
+        <w:t>以弗所書5:18–21</w:t>
+      </w:r>
+    </w:p>
+    <w:p>
+      <w:pPr>
+        <w:pStyle w:val="ListBullet"/>
+        <w:spacing w:line="240" w:lineRule="auto"/>
+        <w:ind w:left="720"/>
+      </w:pPr>
+      <w:r>
+        <w:rPr>
+          <w:lang w:val="zh_TW" w:bidi="zh_TW"/>
+        </w:rPr>
+      </w:r>
+      <w:r>
+        <w:rPr>
+          <w:lang w:val="zh_TW" w:bidi="zh_TW"/>
+        </w:rPr>
+        <w:t>路加福音10:22</w:t>
+      </w:r>
+    </w:p>
+    <w:p>
+      <w:pPr>
+        <w:pStyle w:val="ListBullet"/>
+        <w:spacing w:line="240" w:lineRule="auto"/>
+        <w:ind w:left="720"/>
+      </w:pPr>
+      <w:r>
+        <w:rPr>
+          <w:lang w:val="zh_TW" w:bidi="zh_TW"/>
+        </w:rPr>
+      </w:r>
+      <w:r>
+        <w:rPr>
+          <w:lang w:val="zh_TW" w:bidi="zh_TW"/>
+        </w:rPr>
+        <w:t>馬太福音5:16</w:t>
+      </w:r>
+    </w:p>
+    <w:p>
+      <w:pPr>
+        <w:pStyle w:val="ListBullet"/>
+        <w:spacing w:line="240" w:lineRule="auto"/>
+        <w:ind w:left="720"/>
+      </w:pPr>
+      <w:r>
+        <w:rPr>
+          <w:lang w:val="zh_TW" w:bidi="zh_TW"/>
+        </w:rPr>
+      </w:r>
+      <w:r>
+        <w:rPr>
+          <w:lang w:val="zh_TW" w:bidi="zh_TW"/>
+        </w:rPr>
+        <w:t>馬太福音23:9</w:t>
+      </w:r>
     </w:p>
     <w:p>
       <w:pPr>
@@ -4014,330 +3816,246 @@
           <w:lang w:val="zh_TW" w:bidi="zh_TW"/>
         </w:rPr>
       </w:r>
-      <w:hyperlink r:id="rId46">
-        <w:r>
-          <w:rPr>
-            <w:lang w:val="zh_TW" w:bidi="zh_TW"/>
-          </w:rPr>
-          <w:rPr>
-            <w:color w:val="0000EE"/>
-            <w:u w:val="single"/>
-          </w:rPr>
-          <w:t>創世記28:22</w:t>
-        </w:r>
-      </w:hyperlink>
-    </w:p>
-    <w:p>
-      <w:pPr>
-        <w:pStyle w:val="ListBullet"/>
-        <w:spacing w:line="240" w:lineRule="auto"/>
-        <w:ind w:left="720"/>
-      </w:pPr>
-      <w:r>
-        <w:rPr>
-          <w:lang w:val="zh_TW" w:bidi="zh_TW"/>
-        </w:rPr>
-      </w:r>
-      <w:hyperlink r:id="rId47">
-        <w:r>
-          <w:rPr>
-            <w:lang w:val="zh_TW" w:bidi="zh_TW"/>
-          </w:rPr>
-          <w:rPr>
-            <w:color w:val="0000EE"/>
-            <w:u w:val="single"/>
-          </w:rPr>
-          <w:t>列王紀下3:2</w:t>
-        </w:r>
-      </w:hyperlink>
-    </w:p>
-    <w:p>
-      <w:pPr>
-        <w:pStyle w:val="ListBullet"/>
-        <w:spacing w:line="240" w:lineRule="auto"/>
-        <w:ind w:left="720"/>
-      </w:pPr>
-      <w:r>
-        <w:rPr>
-          <w:lang w:val="zh_TW" w:bidi="zh_TW"/>
-        </w:rPr>
-      </w:r>
-      <w:hyperlink r:id="rId48">
-        <w:r>
-          <w:rPr>
-            <w:lang w:val="zh_TW" w:bidi="zh_TW"/>
-          </w:rPr>
-          <w:rPr>
-            <w:color w:val="0000EE"/>
-            <w:u w:val="single"/>
-          </w:rPr>
-          <w:t>耶利米哀歌4:1</w:t>
-        </w:r>
-      </w:hyperlink>
-    </w:p>
-    <w:p>
-      <w:pPr>
-        <w:pStyle w:val="ListBullet"/>
-        <w:spacing w:line="240" w:lineRule="auto"/>
-        <w:ind w:left="720"/>
-      </w:pPr>
-      <w:r>
-        <w:rPr>
-          <w:lang w:val="zh_TW" w:bidi="zh_TW"/>
-        </w:rPr>
-      </w:r>
-      <w:hyperlink r:id="rId49">
-        <w:r>
-          <w:rPr>
-            <w:lang w:val="zh_TW" w:bidi="zh_TW"/>
-          </w:rPr>
-          <w:rPr>
-            <w:color w:val="0000EE"/>
-            <w:u w:val="single"/>
-          </w:rPr>
-          <w:t>以西結書20:18–20</w:t>
-        </w:r>
-      </w:hyperlink>
-    </w:p>
-    <w:p>
-      <w:pPr>
-        <w:pStyle w:val="ListBullet"/>
-        <w:spacing w:line="240" w:lineRule="auto"/>
-        <w:ind w:left="720"/>
-      </w:pPr>
-      <w:r>
-        <w:rPr>
-          <w:lang w:val="zh_TW" w:bidi="zh_TW"/>
-        </w:rPr>
-      </w:r>
-      <w:hyperlink r:id="rId50">
-        <w:r>
-          <w:rPr>
-            <w:lang w:val="zh_TW" w:bidi="zh_TW"/>
-          </w:rPr>
-          <w:rPr>
-            <w:color w:val="0000EE"/>
-            <w:u w:val="single"/>
-          </w:rPr>
-          <w:t>馬太福音7:6</w:t>
-        </w:r>
-      </w:hyperlink>
-    </w:p>
-    <w:p>
-      <w:pPr>
-        <w:pStyle w:val="ListBullet"/>
-        <w:spacing w:line="240" w:lineRule="auto"/>
-        <w:ind w:left="720"/>
-      </w:pPr>
-      <w:r>
-        <w:rPr>
-          <w:lang w:val="zh_TW" w:bidi="zh_TW"/>
-        </w:rPr>
-      </w:r>
-      <w:hyperlink r:id="rId51">
-        <w:r>
-          <w:rPr>
-            <w:lang w:val="zh_TW" w:bidi="zh_TW"/>
-          </w:rPr>
-          <w:rPr>
-            <w:color w:val="0000EE"/>
-            <w:u w:val="single"/>
-          </w:rPr>
-          <w:t>馬可福音8:38</w:t>
-        </w:r>
-      </w:hyperlink>
-    </w:p>
-    <w:p>
-      <w:pPr>
-        <w:pStyle w:val="ListBullet"/>
-        <w:spacing w:line="240" w:lineRule="auto"/>
-        <w:ind w:left="720"/>
-      </w:pPr>
-      <w:r>
-        <w:rPr>
-          <w:lang w:val="zh_TW" w:bidi="zh_TW"/>
-        </w:rPr>
-      </w:r>
-      <w:hyperlink r:id="rId52">
-        <w:r>
-          <w:rPr>
-            <w:lang w:val="zh_TW" w:bidi="zh_TW"/>
-          </w:rPr>
-          <w:rPr>
-            <w:color w:val="0000EE"/>
-            <w:u w:val="single"/>
-          </w:rPr>
-          <w:t>使徒行傳7:33</w:t>
-        </w:r>
-      </w:hyperlink>
-    </w:p>
-    <w:p>
-      <w:pPr>
-        <w:pStyle w:val="ListBullet"/>
-        <w:spacing w:line="240" w:lineRule="auto"/>
-        <w:ind w:left="720"/>
-      </w:pPr>
-      <w:r>
-        <w:rPr>
-          <w:lang w:val="zh_TW" w:bidi="zh_TW"/>
-        </w:rPr>
-      </w:r>
-      <w:hyperlink r:id="rId53">
-        <w:r>
-          <w:rPr>
-            <w:lang w:val="zh_TW" w:bidi="zh_TW"/>
-          </w:rPr>
-          <w:rPr>
-            <w:color w:val="0000EE"/>
-            <w:u w:val="single"/>
-          </w:rPr>
-          <w:t>使徒行傳11:8</w:t>
-        </w:r>
-      </w:hyperlink>
-    </w:p>
-    <w:p>
-      <w:pPr>
-        <w:pStyle w:val="ListBullet"/>
-        <w:spacing w:line="240" w:lineRule="auto"/>
-        <w:ind w:left="720"/>
-      </w:pPr>
-      <w:r>
-        <w:rPr>
-          <w:lang w:val="zh_TW" w:bidi="zh_TW"/>
-        </w:rPr>
-      </w:r>
-      <w:hyperlink r:id="rId54">
-        <w:r>
-          <w:rPr>
-            <w:lang w:val="zh_TW" w:bidi="zh_TW"/>
-          </w:rPr>
-          <w:rPr>
-            <w:color w:val="0000EE"/>
-            <w:u w:val="single"/>
-          </w:rPr>
-          <w:t>羅馬書1:2</w:t>
-        </w:r>
-      </w:hyperlink>
-    </w:p>
-    <w:p>
-      <w:pPr>
-        <w:pStyle w:val="ListBullet"/>
-        <w:spacing w:line="240" w:lineRule="auto"/>
-        <w:ind w:left="720"/>
-      </w:pPr>
-      <w:r>
-        <w:rPr>
-          <w:lang w:val="zh_TW" w:bidi="zh_TW"/>
-        </w:rPr>
-      </w:r>
-      <w:hyperlink r:id="rId55">
-        <w:r>
-          <w:rPr>
-            <w:lang w:val="zh_TW" w:bidi="zh_TW"/>
-          </w:rPr>
-          <w:rPr>
-            <w:color w:val="0000EE"/>
-            <w:u w:val="single"/>
-          </w:rPr>
-          <w:t>哥林多後書12:3–5</w:t>
-        </w:r>
-      </w:hyperlink>
-    </w:p>
-    <w:p>
-      <w:pPr>
-        <w:pStyle w:val="ListBullet"/>
-        <w:spacing w:line="240" w:lineRule="auto"/>
-        <w:ind w:left="720"/>
-      </w:pPr>
-      <w:r>
-        <w:rPr>
-          <w:lang w:val="zh_TW" w:bidi="zh_TW"/>
-        </w:rPr>
-      </w:r>
-      <w:hyperlink r:id="rId56">
-        <w:r>
-          <w:rPr>
-            <w:lang w:val="zh_TW" w:bidi="zh_TW"/>
-          </w:rPr>
-          <w:rPr>
-            <w:color w:val="0000EE"/>
-            <w:u w:val="single"/>
-          </w:rPr>
-          <w:t>歌羅西書1:22</w:t>
-        </w:r>
-      </w:hyperlink>
-    </w:p>
-    <w:p>
-      <w:pPr>
-        <w:pStyle w:val="ListBullet"/>
-        <w:spacing w:line="240" w:lineRule="auto"/>
-        <w:ind w:left="720"/>
-      </w:pPr>
-      <w:r>
-        <w:rPr>
-          <w:lang w:val="zh_TW" w:bidi="zh_TW"/>
-        </w:rPr>
-      </w:r>
-      <w:hyperlink r:id="rId57">
-        <w:r>
-          <w:rPr>
-            <w:lang w:val="zh_TW" w:bidi="zh_TW"/>
-          </w:rPr>
-          <w:rPr>
-            <w:color w:val="0000EE"/>
-            <w:u w:val="single"/>
-          </w:rPr>
-          <w:t>帖撒羅尼迦前書3:13</w:t>
-        </w:r>
-      </w:hyperlink>
-    </w:p>
-    <w:p>
-      <w:pPr>
-        <w:pStyle w:val="ListBullet"/>
-        <w:spacing w:line="240" w:lineRule="auto"/>
-        <w:ind w:left="720"/>
-      </w:pPr>
-      <w:r>
-        <w:rPr>
-          <w:lang w:val="zh_TW" w:bidi="zh_TW"/>
-        </w:rPr>
-      </w:r>
-      <w:hyperlink r:id="rId58">
-        <w:r>
-          <w:rPr>
-            <w:lang w:val="zh_TW" w:bidi="zh_TW"/>
-          </w:rPr>
-          <w:rPr>
-            <w:color w:val="0000EE"/>
-            <w:u w:val="single"/>
-          </w:rPr>
-          <w:t>帖撒羅尼迦前書4:7</w:t>
-        </w:r>
-      </w:hyperlink>
-    </w:p>
-    <w:p>
-      <w:pPr>
-        <w:pStyle w:val="ListBullet"/>
-        <w:spacing w:line="240" w:lineRule="auto"/>
-        <w:ind w:left="720"/>
-      </w:pPr>
-      <w:r>
-        <w:rPr>
-          <w:lang w:val="zh_TW" w:bidi="zh_TW"/>
-        </w:rPr>
-      </w:r>
-      <w:hyperlink r:id="rId59">
-        <w:r>
-          <w:rPr>
-            <w:lang w:val="zh_TW" w:bidi="zh_TW"/>
-          </w:rPr>
-          <w:rPr>
-            <w:color w:val="0000EE"/>
-            <w:u w:val="single"/>
-          </w:rPr>
-          <w:t>提摩太後書3:15</w:t>
-        </w:r>
-      </w:hyperlink>
+      <w:r>
+        <w:rPr>
+          <w:lang w:val="zh_TW" w:bidi="zh_TW"/>
+        </w:rPr>
+        <w:t>創世記28:22</w:t>
+      </w:r>
+    </w:p>
+    <w:p>
+      <w:pPr>
+        <w:pStyle w:val="ListBullet"/>
+        <w:spacing w:line="240" w:lineRule="auto"/>
+        <w:ind w:left="720"/>
+      </w:pPr>
+      <w:r>
+        <w:rPr>
+          <w:lang w:val="zh_TW" w:bidi="zh_TW"/>
+        </w:rPr>
+      </w:r>
+      <w:r>
+        <w:rPr>
+          <w:lang w:val="zh_TW" w:bidi="zh_TW"/>
+        </w:rPr>
+        <w:t>列王紀下3:2</w:t>
+      </w:r>
+    </w:p>
+    <w:p>
+      <w:pPr>
+        <w:pStyle w:val="ListBullet"/>
+        <w:spacing w:line="240" w:lineRule="auto"/>
+        <w:ind w:left="720"/>
+      </w:pPr>
+      <w:r>
+        <w:rPr>
+          <w:lang w:val="zh_TW" w:bidi="zh_TW"/>
+        </w:rPr>
+      </w:r>
+      <w:r>
+        <w:rPr>
+          <w:lang w:val="zh_TW" w:bidi="zh_TW"/>
+        </w:rPr>
+        <w:t>耶利米哀歌4:1</w:t>
+      </w:r>
+    </w:p>
+    <w:p>
+      <w:pPr>
+        <w:pStyle w:val="ListBullet"/>
+        <w:spacing w:line="240" w:lineRule="auto"/>
+        <w:ind w:left="720"/>
+      </w:pPr>
+      <w:r>
+        <w:rPr>
+          <w:lang w:val="zh_TW" w:bidi="zh_TW"/>
+        </w:rPr>
+      </w:r>
+      <w:r>
+        <w:rPr>
+          <w:lang w:val="zh_TW" w:bidi="zh_TW"/>
+        </w:rPr>
+        <w:t>以西結書20:18–20</w:t>
+      </w:r>
+    </w:p>
+    <w:p>
+      <w:pPr>
+        <w:pStyle w:val="ListBullet"/>
+        <w:spacing w:line="240" w:lineRule="auto"/>
+        <w:ind w:left="720"/>
+      </w:pPr>
+      <w:r>
+        <w:rPr>
+          <w:lang w:val="zh_TW" w:bidi="zh_TW"/>
+        </w:rPr>
+      </w:r>
+      <w:r>
+        <w:rPr>
+          <w:lang w:val="zh_TW" w:bidi="zh_TW"/>
+        </w:rPr>
+        <w:t>馬太福音7:6</w:t>
+      </w:r>
+    </w:p>
+    <w:p>
+      <w:pPr>
+        <w:pStyle w:val="ListBullet"/>
+        <w:spacing w:line="240" w:lineRule="auto"/>
+        <w:ind w:left="720"/>
+      </w:pPr>
+      <w:r>
+        <w:rPr>
+          <w:lang w:val="zh_TW" w:bidi="zh_TW"/>
+        </w:rPr>
+      </w:r>
+      <w:r>
+        <w:rPr>
+          <w:lang w:val="zh_TW" w:bidi="zh_TW"/>
+        </w:rPr>
+        <w:t>馬可福音8:38</w:t>
+      </w:r>
+    </w:p>
+    <w:p>
+      <w:pPr>
+        <w:pStyle w:val="ListBullet"/>
+        <w:spacing w:line="240" w:lineRule="auto"/>
+        <w:ind w:left="720"/>
+      </w:pPr>
+      <w:r>
+        <w:rPr>
+          <w:lang w:val="zh_TW" w:bidi="zh_TW"/>
+        </w:rPr>
+      </w:r>
+      <w:r>
+        <w:rPr>
+          <w:lang w:val="zh_TW" w:bidi="zh_TW"/>
+        </w:rPr>
+        <w:t>使徒行傳7:33</w:t>
+      </w:r>
+    </w:p>
+    <w:p>
+      <w:pPr>
+        <w:pStyle w:val="ListBullet"/>
+        <w:spacing w:line="240" w:lineRule="auto"/>
+        <w:ind w:left="720"/>
+      </w:pPr>
+      <w:r>
+        <w:rPr>
+          <w:lang w:val="zh_TW" w:bidi="zh_TW"/>
+        </w:rPr>
+      </w:r>
+      <w:r>
+        <w:rPr>
+          <w:lang w:val="zh_TW" w:bidi="zh_TW"/>
+        </w:rPr>
+        <w:t>使徒行傳11:8</w:t>
+      </w:r>
+    </w:p>
+    <w:p>
+      <w:pPr>
+        <w:pStyle w:val="ListBullet"/>
+        <w:spacing w:line="240" w:lineRule="auto"/>
+        <w:ind w:left="720"/>
+      </w:pPr>
+      <w:r>
+        <w:rPr>
+          <w:lang w:val="zh_TW" w:bidi="zh_TW"/>
+        </w:rPr>
+      </w:r>
+      <w:r>
+        <w:rPr>
+          <w:lang w:val="zh_TW" w:bidi="zh_TW"/>
+        </w:rPr>
+        <w:t>羅馬書1:2</w:t>
+      </w:r>
+    </w:p>
+    <w:p>
+      <w:pPr>
+        <w:pStyle w:val="ListBullet"/>
+        <w:spacing w:line="240" w:lineRule="auto"/>
+        <w:ind w:left="720"/>
+      </w:pPr>
+      <w:r>
+        <w:rPr>
+          <w:lang w:val="zh_TW" w:bidi="zh_TW"/>
+        </w:rPr>
+      </w:r>
+      <w:r>
+        <w:rPr>
+          <w:lang w:val="zh_TW" w:bidi="zh_TW"/>
+        </w:rPr>
+        <w:t>哥林多後書12:3–5</w:t>
+      </w:r>
+    </w:p>
+    <w:p>
+      <w:pPr>
+        <w:pStyle w:val="ListBullet"/>
+        <w:spacing w:line="240" w:lineRule="auto"/>
+        <w:ind w:left="720"/>
+      </w:pPr>
+      <w:r>
+        <w:rPr>
+          <w:lang w:val="zh_TW" w:bidi="zh_TW"/>
+        </w:rPr>
+      </w:r>
+      <w:r>
+        <w:rPr>
+          <w:lang w:val="zh_TW" w:bidi="zh_TW"/>
+        </w:rPr>
+        <w:t>歌羅西書1:22</w:t>
+      </w:r>
+    </w:p>
+    <w:p>
+      <w:pPr>
+        <w:pStyle w:val="ListBullet"/>
+        <w:spacing w:line="240" w:lineRule="auto"/>
+        <w:ind w:left="720"/>
+      </w:pPr>
+      <w:r>
+        <w:rPr>
+          <w:lang w:val="zh_TW" w:bidi="zh_TW"/>
+        </w:rPr>
+      </w:r>
+      <w:r>
+        <w:rPr>
+          <w:lang w:val="zh_TW" w:bidi="zh_TW"/>
+        </w:rPr>
+        <w:t>帖撒羅尼迦前書3:13</w:t>
+      </w:r>
+    </w:p>
+    <w:p>
+      <w:pPr>
+        <w:pStyle w:val="ListBullet"/>
+        <w:spacing w:line="240" w:lineRule="auto"/>
+        <w:ind w:left="720"/>
+      </w:pPr>
+      <w:r>
+        <w:rPr>
+          <w:lang w:val="zh_TW" w:bidi="zh_TW"/>
+        </w:rPr>
+      </w:r>
+      <w:r>
+        <w:rPr>
+          <w:lang w:val="zh_TW" w:bidi="zh_TW"/>
+        </w:rPr>
+        <w:t>帖撒羅尼迦前書4:7</w:t>
+      </w:r>
+    </w:p>
+    <w:p>
+      <w:pPr>
+        <w:pStyle w:val="ListBullet"/>
+        <w:spacing w:line="240" w:lineRule="auto"/>
+        <w:ind w:left="720"/>
+      </w:pPr>
+      <w:r>
+        <w:rPr>
+          <w:lang w:val="zh_TW" w:bidi="zh_TW"/>
+        </w:rPr>
+      </w:r>
+      <w:r>
+        <w:rPr>
+          <w:lang w:val="zh_TW" w:bidi="zh_TW"/>
+        </w:rPr>
+        <w:t>提摩太後書3:15</w:t>
+      </w:r>
     </w:p>
     <w:p>
       <w:pPr>
@@ -4834,90 +4552,66 @@
           <w:lang w:val="zh_TW" w:bidi="zh_TW"/>
         </w:rPr>
       </w:r>
-      <w:hyperlink r:id="rId60">
-        <w:r>
-          <w:rPr>
-            <w:lang w:val="zh_TW" w:bidi="zh_TW"/>
-          </w:rPr>
-          <w:rPr>
-            <w:color w:val="0000EE"/>
-            <w:u w:val="single"/>
-          </w:rPr>
-          <w:t>路加福音12:37–38</w:t>
-        </w:r>
-      </w:hyperlink>
-    </w:p>
-    <w:p>
-      <w:pPr>
-        <w:pStyle w:val="ListBullet"/>
-        <w:spacing w:line="240" w:lineRule="auto"/>
-        <w:ind w:left="720"/>
-      </w:pPr>
-      <w:r>
-        <w:rPr>
-          <w:lang w:val="zh_TW" w:bidi="zh_TW"/>
-        </w:rPr>
-      </w:r>
-      <w:hyperlink r:id="rId61">
-        <w:r>
-          <w:rPr>
-            <w:lang w:val="zh_TW" w:bidi="zh_TW"/>
-          </w:rPr>
-          <w:rPr>
-            <w:color w:val="0000EE"/>
-            <w:u w:val="single"/>
-          </w:rPr>
-          <w:t>馬可福音6:48–50</w:t>
-        </w:r>
-      </w:hyperlink>
-    </w:p>
-    <w:p>
-      <w:pPr>
-        <w:pStyle w:val="ListBullet"/>
-        <w:spacing w:line="240" w:lineRule="auto"/>
-        <w:ind w:left="720"/>
-      </w:pPr>
-      <w:r>
-        <w:rPr>
-          <w:lang w:val="zh_TW" w:bidi="zh_TW"/>
-        </w:rPr>
-      </w:r>
-      <w:hyperlink r:id="rId62">
-        <w:r>
-          <w:rPr>
-            <w:lang w:val="zh_TW" w:bidi="zh_TW"/>
-          </w:rPr>
-          <w:rPr>
-            <w:color w:val="0000EE"/>
-            <w:u w:val="single"/>
-          </w:rPr>
-          <w:t>馬太福音14:25–27</w:t>
-        </w:r>
-      </w:hyperlink>
-    </w:p>
-    <w:p>
-      <w:pPr>
-        <w:pStyle w:val="ListBullet"/>
-        <w:spacing w:line="240" w:lineRule="auto"/>
-        <w:ind w:left="720"/>
-      </w:pPr>
-      <w:r>
-        <w:rPr>
-          <w:lang w:val="zh_TW" w:bidi="zh_TW"/>
-        </w:rPr>
-      </w:r>
-      <w:hyperlink r:id="rId63">
-        <w:r>
-          <w:rPr>
-            <w:lang w:val="zh_TW" w:bidi="zh_TW"/>
-          </w:rPr>
-          <w:rPr>
-            <w:color w:val="0000EE"/>
-            <w:u w:val="single"/>
-          </w:rPr>
-          <w:t>詩篇90:3–4</w:t>
-        </w:r>
-      </w:hyperlink>
+      <w:r>
+        <w:rPr>
+          <w:lang w:val="zh_TW" w:bidi="zh_TW"/>
+        </w:rPr>
+        <w:t>路加福音12:37–38</w:t>
+      </w:r>
+    </w:p>
+    <w:p>
+      <w:pPr>
+        <w:pStyle w:val="ListBullet"/>
+        <w:spacing w:line="240" w:lineRule="auto"/>
+        <w:ind w:left="720"/>
+      </w:pPr>
+      <w:r>
+        <w:rPr>
+          <w:lang w:val="zh_TW" w:bidi="zh_TW"/>
+        </w:rPr>
+      </w:r>
+      <w:r>
+        <w:rPr>
+          <w:lang w:val="zh_TW" w:bidi="zh_TW"/>
+        </w:rPr>
+        <w:t>馬可福音6:48–50</w:t>
+      </w:r>
+    </w:p>
+    <w:p>
+      <w:pPr>
+        <w:pStyle w:val="ListBullet"/>
+        <w:spacing w:line="240" w:lineRule="auto"/>
+        <w:ind w:left="720"/>
+      </w:pPr>
+      <w:r>
+        <w:rPr>
+          <w:lang w:val="zh_TW" w:bidi="zh_TW"/>
+        </w:rPr>
+      </w:r>
+      <w:r>
+        <w:rPr>
+          <w:lang w:val="zh_TW" w:bidi="zh_TW"/>
+        </w:rPr>
+        <w:t>馬太福音14:25–27</w:t>
+      </w:r>
+    </w:p>
+    <w:p>
+      <w:pPr>
+        <w:pStyle w:val="ListBullet"/>
+        <w:spacing w:line="240" w:lineRule="auto"/>
+        <w:ind w:left="720"/>
+      </w:pPr>
+      <w:r>
+        <w:rPr>
+          <w:lang w:val="zh_TW" w:bidi="zh_TW"/>
+        </w:rPr>
+      </w:r>
+      <w:r>
+        <w:rPr>
+          <w:lang w:val="zh_TW" w:bidi="zh_TW"/>
+        </w:rPr>
+        <w:t>詩篇90:3–4</w:t>
+      </w:r>
     </w:p>
     <w:p>
       <w:pPr>
@@ -5133,90 +4827,66 @@
           <w:lang w:val="zh_TW" w:bidi="zh_TW"/>
         </w:rPr>
       </w:r>
-      <w:hyperlink r:id="rId64">
-        <w:r>
-          <w:rPr>
-            <w:lang w:val="zh_TW" w:bidi="zh_TW"/>
-          </w:rPr>
-          <w:rPr>
-            <w:color w:val="0000EE"/>
-            <w:u w:val="single"/>
-          </w:rPr>
-          <w:t>列王紀下23:31</w:t>
-        </w:r>
-      </w:hyperlink>
-    </w:p>
-    <w:p>
-      <w:pPr>
-        <w:pStyle w:val="ListBullet"/>
-        <w:spacing w:line="240" w:lineRule="auto"/>
-        <w:ind w:left="720"/>
-      </w:pPr>
-      <w:r>
-        <w:rPr>
-          <w:lang w:val="zh_TW" w:bidi="zh_TW"/>
-        </w:rPr>
-      </w:r>
-      <w:hyperlink r:id="rId65">
-        <w:r>
-          <w:rPr>
-            <w:lang w:val="zh_TW" w:bidi="zh_TW"/>
-          </w:rPr>
-          <w:rPr>
-            <w:color w:val="0000EE"/>
-            <w:u w:val="single"/>
-          </w:rPr>
-          <w:t>使徒行傳19:8–10</w:t>
-        </w:r>
-      </w:hyperlink>
-    </w:p>
-    <w:p>
-      <w:pPr>
-        <w:pStyle w:val="ListBullet"/>
-        <w:spacing w:line="240" w:lineRule="auto"/>
-        <w:ind w:left="720"/>
-      </w:pPr>
-      <w:r>
-        <w:rPr>
-          <w:lang w:val="zh_TW" w:bidi="zh_TW"/>
-        </w:rPr>
-      </w:r>
-      <w:hyperlink r:id="rId66">
-        <w:r>
-          <w:rPr>
-            <w:lang w:val="zh_TW" w:bidi="zh_TW"/>
-          </w:rPr>
-          <w:rPr>
-            <w:color w:val="0000EE"/>
-            <w:u w:val="single"/>
-          </w:rPr>
-          <w:t>但以理書8:1</w:t>
-        </w:r>
-      </w:hyperlink>
-    </w:p>
-    <w:p>
-      <w:pPr>
-        <w:pStyle w:val="ListBullet"/>
-        <w:spacing w:line="240" w:lineRule="auto"/>
-        <w:ind w:left="720"/>
-      </w:pPr>
-      <w:r>
-        <w:rPr>
-          <w:lang w:val="zh_TW" w:bidi="zh_TW"/>
-        </w:rPr>
-      </w:r>
-      <w:hyperlink r:id="rId67">
-        <w:r>
-          <w:rPr>
-            <w:lang w:val="zh_TW" w:bidi="zh_TW"/>
-          </w:rPr>
-          <w:rPr>
-            <w:color w:val="0000EE"/>
-            <w:u w:val="single"/>
-          </w:rPr>
-          <w:t>出埃及記12:2</w:t>
-        </w:r>
-      </w:hyperlink>
+      <w:r>
+        <w:rPr>
+          <w:lang w:val="zh_TW" w:bidi="zh_TW"/>
+        </w:rPr>
+        <w:t>列王紀下23:31</w:t>
+      </w:r>
+    </w:p>
+    <w:p>
+      <w:pPr>
+        <w:pStyle w:val="ListBullet"/>
+        <w:spacing w:line="240" w:lineRule="auto"/>
+        <w:ind w:left="720"/>
+      </w:pPr>
+      <w:r>
+        <w:rPr>
+          <w:lang w:val="zh_TW" w:bidi="zh_TW"/>
+        </w:rPr>
+      </w:r>
+      <w:r>
+        <w:rPr>
+          <w:lang w:val="zh_TW" w:bidi="zh_TW"/>
+        </w:rPr>
+        <w:t>使徒行傳19:8–10</w:t>
+      </w:r>
+    </w:p>
+    <w:p>
+      <w:pPr>
+        <w:pStyle w:val="ListBullet"/>
+        <w:spacing w:line="240" w:lineRule="auto"/>
+        <w:ind w:left="720"/>
+      </w:pPr>
+      <w:r>
+        <w:rPr>
+          <w:lang w:val="zh_TW" w:bidi="zh_TW"/>
+        </w:rPr>
+      </w:r>
+      <w:r>
+        <w:rPr>
+          <w:lang w:val="zh_TW" w:bidi="zh_TW"/>
+        </w:rPr>
+        <w:t>但以理書8:1</w:t>
+      </w:r>
+    </w:p>
+    <w:p>
+      <w:pPr>
+        <w:pStyle w:val="ListBullet"/>
+        <w:spacing w:line="240" w:lineRule="auto"/>
+        <w:ind w:left="720"/>
+      </w:pPr>
+      <w:r>
+        <w:rPr>
+          <w:lang w:val="zh_TW" w:bidi="zh_TW"/>
+        </w:rPr>
+      </w:r>
+      <w:r>
+        <w:rPr>
+          <w:lang w:val="zh_TW" w:bidi="zh_TW"/>
+        </w:rPr>
+        <w:t>出埃及記12:2</w:t>
+      </w:r>
     </w:p>
     <w:p>
       <w:pPr>
@@ -5479,114 +5149,84 @@
           <w:lang w:val="zh_TW" w:bidi="zh_TW"/>
         </w:rPr>
       </w:r>
-      <w:hyperlink r:id="rId68">
-        <w:r>
-          <w:rPr>
-            <w:lang w:val="zh_TW" w:bidi="zh_TW"/>
-          </w:rPr>
-          <w:rPr>
-            <w:color w:val="0000EE"/>
-            <w:u w:val="single"/>
-          </w:rPr>
-          <w:t>使徒行傳20:6</w:t>
-        </w:r>
-      </w:hyperlink>
-    </w:p>
-    <w:p>
-      <w:pPr>
-        <w:pStyle w:val="ListBullet"/>
-        <w:spacing w:line="240" w:lineRule="auto"/>
-        <w:ind w:left="720"/>
-      </w:pPr>
-      <w:r>
-        <w:rPr>
-          <w:lang w:val="zh_TW" w:bidi="zh_TW"/>
-        </w:rPr>
-      </w:r>
-      <w:hyperlink r:id="rId69">
-        <w:r>
-          <w:rPr>
-            <w:lang w:val="zh_TW" w:bidi="zh_TW"/>
-          </w:rPr>
-          <w:rPr>
-            <w:color w:val="0000EE"/>
-            <w:u w:val="single"/>
-          </w:rPr>
-          <w:t>但以理書10:4</w:t>
-        </w:r>
-      </w:hyperlink>
-    </w:p>
-    <w:p>
-      <w:pPr>
-        <w:pStyle w:val="ListBullet"/>
-        <w:spacing w:line="240" w:lineRule="auto"/>
-        <w:ind w:left="720"/>
-      </w:pPr>
-      <w:r>
-        <w:rPr>
-          <w:lang w:val="zh_TW" w:bidi="zh_TW"/>
-        </w:rPr>
-      </w:r>
-      <w:hyperlink r:id="rId70">
-        <w:r>
-          <w:rPr>
-            <w:lang w:val="zh_TW" w:bidi="zh_TW"/>
-          </w:rPr>
-          <w:rPr>
-            <w:color w:val="0000EE"/>
-            <w:u w:val="single"/>
-          </w:rPr>
-          <w:t>以斯拉記6:15</w:t>
-        </w:r>
-      </w:hyperlink>
-    </w:p>
-    <w:p>
-      <w:pPr>
-        <w:pStyle w:val="ListBullet"/>
-        <w:spacing w:line="240" w:lineRule="auto"/>
-        <w:ind w:left="720"/>
-      </w:pPr>
-      <w:r>
-        <w:rPr>
-          <w:lang w:val="zh_TW" w:bidi="zh_TW"/>
-        </w:rPr>
-      </w:r>
-      <w:hyperlink r:id="rId71">
-        <w:r>
-          <w:rPr>
-            <w:lang w:val="zh_TW" w:bidi="zh_TW"/>
-          </w:rPr>
-          <w:rPr>
-            <w:color w:val="0000EE"/>
-            <w:u w:val="single"/>
-          </w:rPr>
-          <w:t>以斯拉記6:19</w:t>
-        </w:r>
-      </w:hyperlink>
-    </w:p>
-    <w:p>
-      <w:pPr>
-        <w:pStyle w:val="ListBullet"/>
-        <w:spacing w:line="240" w:lineRule="auto"/>
-        <w:ind w:left="720"/>
-      </w:pPr>
-      <w:r>
-        <w:rPr>
-          <w:lang w:val="zh_TW" w:bidi="zh_TW"/>
-        </w:rPr>
-      </w:r>
-      <w:hyperlink r:id="rId72">
-        <w:r>
-          <w:rPr>
-            <w:lang w:val="zh_TW" w:bidi="zh_TW"/>
-          </w:rPr>
-          <w:rPr>
-            <w:color w:val="0000EE"/>
-            <w:u w:val="single"/>
-          </w:rPr>
-          <w:t>馬太福音9:15</w:t>
-        </w:r>
-      </w:hyperlink>
+      <w:r>
+        <w:rPr>
+          <w:lang w:val="zh_TW" w:bidi="zh_TW"/>
+        </w:rPr>
+        <w:t>使徒行傳20:6</w:t>
+      </w:r>
+    </w:p>
+    <w:p>
+      <w:pPr>
+        <w:pStyle w:val="ListBullet"/>
+        <w:spacing w:line="240" w:lineRule="auto"/>
+        <w:ind w:left="720"/>
+      </w:pPr>
+      <w:r>
+        <w:rPr>
+          <w:lang w:val="zh_TW" w:bidi="zh_TW"/>
+        </w:rPr>
+      </w:r>
+      <w:r>
+        <w:rPr>
+          <w:lang w:val="zh_TW" w:bidi="zh_TW"/>
+        </w:rPr>
+        <w:t>但以理書10:4</w:t>
+      </w:r>
+    </w:p>
+    <w:p>
+      <w:pPr>
+        <w:pStyle w:val="ListBullet"/>
+        <w:spacing w:line="240" w:lineRule="auto"/>
+        <w:ind w:left="720"/>
+      </w:pPr>
+      <w:r>
+        <w:rPr>
+          <w:lang w:val="zh_TW" w:bidi="zh_TW"/>
+        </w:rPr>
+      </w:r>
+      <w:r>
+        <w:rPr>
+          <w:lang w:val="zh_TW" w:bidi="zh_TW"/>
+        </w:rPr>
+        <w:t>以斯拉記6:15</w:t>
+      </w:r>
+    </w:p>
+    <w:p>
+      <w:pPr>
+        <w:pStyle w:val="ListBullet"/>
+        <w:spacing w:line="240" w:lineRule="auto"/>
+        <w:ind w:left="720"/>
+      </w:pPr>
+      <w:r>
+        <w:rPr>
+          <w:lang w:val="zh_TW" w:bidi="zh_TW"/>
+        </w:rPr>
+      </w:r>
+      <w:r>
+        <w:rPr>
+          <w:lang w:val="zh_TW" w:bidi="zh_TW"/>
+        </w:rPr>
+        <w:t>以斯拉記6:19</w:t>
+      </w:r>
+    </w:p>
+    <w:p>
+      <w:pPr>
+        <w:pStyle w:val="ListBullet"/>
+        <w:spacing w:line="240" w:lineRule="auto"/>
+        <w:ind w:left="720"/>
+      </w:pPr>
+      <w:r>
+        <w:rPr>
+          <w:lang w:val="zh_TW" w:bidi="zh_TW"/>
+        </w:rPr>
+      </w:r>
+      <w:r>
+        <w:rPr>
+          <w:lang w:val="zh_TW" w:bidi="zh_TW"/>
+        </w:rPr>
+        <w:t>馬太福音9:15</w:t>
+      </w:r>
     </w:p>
     <w:p>
       <w:pPr>
@@ -5806,90 +5446,66 @@
           <w:lang w:val="zh_TW" w:bidi="zh_TW"/>
         </w:rPr>
       </w:r>
-      <w:hyperlink r:id="rId73">
-        <w:r>
-          <w:rPr>
-            <w:lang w:val="zh_TW" w:bidi="zh_TW"/>
-          </w:rPr>
-          <w:rPr>
-            <w:color w:val="0000EE"/>
-            <w:u w:val="single"/>
-          </w:rPr>
-          <w:t>使徒行傳2:15</w:t>
-        </w:r>
-      </w:hyperlink>
-    </w:p>
-    <w:p>
-      <w:pPr>
-        <w:pStyle w:val="ListBullet"/>
-        <w:spacing w:line="240" w:lineRule="auto"/>
-        <w:ind w:left="720"/>
-      </w:pPr>
-      <w:r>
-        <w:rPr>
-          <w:lang w:val="zh_TW" w:bidi="zh_TW"/>
-        </w:rPr>
-      </w:r>
-      <w:hyperlink r:id="rId74">
-        <w:r>
-          <w:rPr>
-            <w:lang w:val="zh_TW" w:bidi="zh_TW"/>
-          </w:rPr>
-          <w:rPr>
-            <w:color w:val="0000EE"/>
-            <w:u w:val="single"/>
-          </w:rPr>
-          <w:t>約翰福音4:51–52</w:t>
-        </w:r>
-      </w:hyperlink>
-    </w:p>
-    <w:p>
-      <w:pPr>
-        <w:pStyle w:val="ListBullet"/>
-        <w:spacing w:line="240" w:lineRule="auto"/>
-        <w:ind w:left="720"/>
-      </w:pPr>
-      <w:r>
-        <w:rPr>
-          <w:lang w:val="zh_TW" w:bidi="zh_TW"/>
-        </w:rPr>
-      </w:r>
-      <w:hyperlink r:id="rId75">
-        <w:r>
-          <w:rPr>
-            <w:lang w:val="zh_TW" w:bidi="zh_TW"/>
-          </w:rPr>
-          <w:rPr>
-            <w:color w:val="0000EE"/>
-            <w:u w:val="single"/>
-          </w:rPr>
-          <w:t>路加福音23:44</w:t>
-        </w:r>
-      </w:hyperlink>
-    </w:p>
-    <w:p>
-      <w:pPr>
-        <w:pStyle w:val="ListBullet"/>
-        <w:spacing w:line="240" w:lineRule="auto"/>
-        <w:ind w:left="720"/>
-      </w:pPr>
-      <w:r>
-        <w:rPr>
-          <w:lang w:val="zh_TW" w:bidi="zh_TW"/>
-        </w:rPr>
-      </w:r>
-      <w:hyperlink r:id="rId76">
-        <w:r>
-          <w:rPr>
-            <w:lang w:val="zh_TW" w:bidi="zh_TW"/>
-          </w:rPr>
-          <w:rPr>
-            <w:color w:val="0000EE"/>
-            <w:u w:val="single"/>
-          </w:rPr>
-          <w:t>馬太福音20:3</w:t>
-        </w:r>
-      </w:hyperlink>
+      <w:r>
+        <w:rPr>
+          <w:lang w:val="zh_TW" w:bidi="zh_TW"/>
+        </w:rPr>
+        <w:t>使徒行傳2:15</w:t>
+      </w:r>
+    </w:p>
+    <w:p>
+      <w:pPr>
+        <w:pStyle w:val="ListBullet"/>
+        <w:spacing w:line="240" w:lineRule="auto"/>
+        <w:ind w:left="720"/>
+      </w:pPr>
+      <w:r>
+        <w:rPr>
+          <w:lang w:val="zh_TW" w:bidi="zh_TW"/>
+        </w:rPr>
+      </w:r>
+      <w:r>
+        <w:rPr>
+          <w:lang w:val="zh_TW" w:bidi="zh_TW"/>
+        </w:rPr>
+        <w:t>約翰福音4:51–52</w:t>
+      </w:r>
+    </w:p>
+    <w:p>
+      <w:pPr>
+        <w:pStyle w:val="ListBullet"/>
+        <w:spacing w:line="240" w:lineRule="auto"/>
+        <w:ind w:left="720"/>
+      </w:pPr>
+      <w:r>
+        <w:rPr>
+          <w:lang w:val="zh_TW" w:bidi="zh_TW"/>
+        </w:rPr>
+      </w:r>
+      <w:r>
+        <w:rPr>
+          <w:lang w:val="zh_TW" w:bidi="zh_TW"/>
+        </w:rPr>
+        <w:t>路加福音23:44</w:t>
+      </w:r>
+    </w:p>
+    <w:p>
+      <w:pPr>
+        <w:pStyle w:val="ListBullet"/>
+        <w:spacing w:line="240" w:lineRule="auto"/>
+        <w:ind w:left="720"/>
+      </w:pPr>
+      <w:r>
+        <w:rPr>
+          <w:lang w:val="zh_TW" w:bidi="zh_TW"/>
+        </w:rPr>
+      </w:r>
+      <w:r>
+        <w:rPr>
+          <w:lang w:val="zh_TW" w:bidi="zh_TW"/>
+        </w:rPr>
+        <w:t>馬太福音20:3</w:t>
+      </w:r>
     </w:p>
     <w:p>
       <w:pPr>
@@ -6073,90 +5689,66 @@
           <w:lang w:val="zh_TW" w:bidi="zh_TW"/>
         </w:rPr>
       </w:r>
-      <w:hyperlink r:id="rId77">
-        <w:r>
-          <w:rPr>
-            <w:lang w:val="zh_TW" w:bidi="zh_TW"/>
-          </w:rPr>
-          <w:rPr>
-            <w:color w:val="0000EE"/>
-            <w:u w:val="single"/>
-          </w:rPr>
-          <w:t>撒母耳記上20:34</w:t>
-        </w:r>
-      </w:hyperlink>
-    </w:p>
-    <w:p>
-      <w:pPr>
-        <w:pStyle w:val="ListBullet"/>
-        <w:spacing w:line="240" w:lineRule="auto"/>
-        <w:ind w:left="720"/>
-      </w:pPr>
-      <w:r>
-        <w:rPr>
-          <w:lang w:val="zh_TW" w:bidi="zh_TW"/>
-        </w:rPr>
-      </w:r>
-      <w:hyperlink r:id="rId78">
-        <w:r>
-          <w:rPr>
-            <w:lang w:val="zh_TW" w:bidi="zh_TW"/>
-          </w:rPr>
-          <w:rPr>
-            <w:color w:val="0000EE"/>
-            <w:u w:val="single"/>
-          </w:rPr>
-          <w:t>使徒行傳18:9–11</w:t>
-        </w:r>
-      </w:hyperlink>
-    </w:p>
-    <w:p>
-      <w:pPr>
-        <w:pStyle w:val="ListBullet"/>
-        <w:spacing w:line="240" w:lineRule="auto"/>
-        <w:ind w:left="720"/>
-      </w:pPr>
-      <w:r>
-        <w:rPr>
-          <w:lang w:val="zh_TW" w:bidi="zh_TW"/>
-        </w:rPr>
-      </w:r>
-      <w:hyperlink r:id="rId79">
-        <w:r>
-          <w:rPr>
-            <w:lang w:val="zh_TW" w:bidi="zh_TW"/>
-          </w:rPr>
-          <w:rPr>
-            <w:color w:val="0000EE"/>
-            <w:u w:val="single"/>
-          </w:rPr>
-          <w:t>希伯來書11:23</w:t>
-        </w:r>
-      </w:hyperlink>
-    </w:p>
-    <w:p>
-      <w:pPr>
-        <w:pStyle w:val="ListBullet"/>
-        <w:spacing w:line="240" w:lineRule="auto"/>
-        <w:ind w:left="720"/>
-      </w:pPr>
-      <w:r>
-        <w:rPr>
-          <w:lang w:val="zh_TW" w:bidi="zh_TW"/>
-        </w:rPr>
-      </w:r>
-      <w:hyperlink r:id="rId80">
-        <w:r>
-          <w:rPr>
-            <w:lang w:val="zh_TW" w:bidi="zh_TW"/>
-          </w:rPr>
-          <w:rPr>
-            <w:color w:val="0000EE"/>
-            <w:u w:val="single"/>
-          </w:rPr>
-          <w:t>民數記10:10</w:t>
-        </w:r>
-      </w:hyperlink>
+      <w:r>
+        <w:rPr>
+          <w:lang w:val="zh_TW" w:bidi="zh_TW"/>
+        </w:rPr>
+        <w:t>撒母耳記上20:34</w:t>
+      </w:r>
+    </w:p>
+    <w:p>
+      <w:pPr>
+        <w:pStyle w:val="ListBullet"/>
+        <w:spacing w:line="240" w:lineRule="auto"/>
+        <w:ind w:left="720"/>
+      </w:pPr>
+      <w:r>
+        <w:rPr>
+          <w:lang w:val="zh_TW" w:bidi="zh_TW"/>
+        </w:rPr>
+      </w:r>
+      <w:r>
+        <w:rPr>
+          <w:lang w:val="zh_TW" w:bidi="zh_TW"/>
+        </w:rPr>
+        <w:t>使徒行傳18:9–11</w:t>
+      </w:r>
+    </w:p>
+    <w:p>
+      <w:pPr>
+        <w:pStyle w:val="ListBullet"/>
+        <w:spacing w:line="240" w:lineRule="auto"/>
+        <w:ind w:left="720"/>
+      </w:pPr>
+      <w:r>
+        <w:rPr>
+          <w:lang w:val="zh_TW" w:bidi="zh_TW"/>
+        </w:rPr>
+      </w:r>
+      <w:r>
+        <w:rPr>
+          <w:lang w:val="zh_TW" w:bidi="zh_TW"/>
+        </w:rPr>
+        <w:t>希伯來書11:23</w:t>
+      </w:r>
+    </w:p>
+    <w:p>
+      <w:pPr>
+        <w:pStyle w:val="ListBullet"/>
+        <w:spacing w:line="240" w:lineRule="auto"/>
+        <w:ind w:left="720"/>
+      </w:pPr>
+      <w:r>
+        <w:rPr>
+          <w:lang w:val="zh_TW" w:bidi="zh_TW"/>
+        </w:rPr>
+      </w:r>
+      <w:r>
+        <w:rPr>
+          <w:lang w:val="zh_TW" w:bidi="zh_TW"/>
+        </w:rPr>
+        <w:t>民數記10:10</w:t>
+      </w:r>
     </w:p>
     <w:p>
       <w:pPr>
@@ -6348,66 +5940,48 @@
           <w:lang w:val="zh_TW" w:bidi="zh_TW"/>
         </w:rPr>
       </w:r>
-      <w:hyperlink r:id="rId81">
-        <w:r>
-          <w:rPr>
-            <w:lang w:val="zh_TW" w:bidi="zh_TW"/>
-          </w:rPr>
-          <w:rPr>
-            <w:color w:val="0000EE"/>
-            <w:u w:val="single"/>
-          </w:rPr>
-          <w:t>使徒行傳20:7–8</w:t>
-        </w:r>
-      </w:hyperlink>
-    </w:p>
-    <w:p>
-      <w:pPr>
-        <w:pStyle w:val="ListBullet"/>
-        <w:spacing w:line="240" w:lineRule="auto"/>
-        <w:ind w:left="720"/>
-      </w:pPr>
-      <w:r>
-        <w:rPr>
-          <w:lang w:val="zh_TW" w:bidi="zh_TW"/>
-        </w:rPr>
-      </w:r>
-      <w:hyperlink r:id="rId82">
-        <w:r>
-          <w:rPr>
-            <w:lang w:val="zh_TW" w:bidi="zh_TW"/>
-          </w:rPr>
-          <w:rPr>
-            <w:color w:val="0000EE"/>
-            <w:u w:val="single"/>
-          </w:rPr>
-          <w:t>申命記16:9</w:t>
-        </w:r>
-      </w:hyperlink>
-    </w:p>
-    <w:p>
-      <w:pPr>
-        <w:pStyle w:val="ListBullet"/>
-        <w:spacing w:line="240" w:lineRule="auto"/>
-        <w:ind w:left="720"/>
-      </w:pPr>
-      <w:r>
-        <w:rPr>
-          <w:lang w:val="zh_TW" w:bidi="zh_TW"/>
-        </w:rPr>
-      </w:r>
-      <w:hyperlink r:id="rId83">
-        <w:r>
-          <w:rPr>
-            <w:lang w:val="zh_TW" w:bidi="zh_TW"/>
-          </w:rPr>
-          <w:rPr>
-            <w:color w:val="0000EE"/>
-            <w:u w:val="single"/>
-          </w:rPr>
-          <w:t>利未記23:15–16</w:t>
-        </w:r>
-      </w:hyperlink>
+      <w:r>
+        <w:rPr>
+          <w:lang w:val="zh_TW" w:bidi="zh_TW"/>
+        </w:rPr>
+        <w:t>使徒行傳20:7–8</w:t>
+      </w:r>
+    </w:p>
+    <w:p>
+      <w:pPr>
+        <w:pStyle w:val="ListBullet"/>
+        <w:spacing w:line="240" w:lineRule="auto"/>
+        <w:ind w:left="720"/>
+      </w:pPr>
+      <w:r>
+        <w:rPr>
+          <w:lang w:val="zh_TW" w:bidi="zh_TW"/>
+        </w:rPr>
+      </w:r>
+      <w:r>
+        <w:rPr>
+          <w:lang w:val="zh_TW" w:bidi="zh_TW"/>
+        </w:rPr>
+        <w:t>申命記16:9</w:t>
+      </w:r>
+    </w:p>
+    <w:p>
+      <w:pPr>
+        <w:pStyle w:val="ListBullet"/>
+        <w:spacing w:line="240" w:lineRule="auto"/>
+        <w:ind w:left="720"/>
+      </w:pPr>
+      <w:r>
+        <w:rPr>
+          <w:lang w:val="zh_TW" w:bidi="zh_TW"/>
+        </w:rPr>
+      </w:r>
+      <w:r>
+        <w:rPr>
+          <w:lang w:val="zh_TW" w:bidi="zh_TW"/>
+        </w:rPr>
+        <w:t>利未記23:15–16</w:t>
+      </w:r>
     </w:p>
     <w:p>
       <w:pPr>
@@ -6754,234 +6328,174 @@
           <w:lang w:val="zh_TW" w:bidi="zh_TW"/>
         </w:rPr>
       </w:r>
-      <w:hyperlink r:id="rId84">
-        <w:r>
-          <w:rPr>
-            <w:lang w:val="zh_TW" w:bidi="zh_TW"/>
-          </w:rPr>
-          <w:rPr>
-            <w:color w:val="0000EE"/>
-            <w:u w:val="single"/>
-          </w:rPr>
-          <w:t>撒母耳記上10:10</w:t>
-        </w:r>
-      </w:hyperlink>
-    </w:p>
-    <w:p>
-      <w:pPr>
-        <w:pStyle w:val="ListBullet"/>
-        <w:spacing w:line="240" w:lineRule="auto"/>
-        <w:ind w:left="720"/>
-      </w:pPr>
-      <w:r>
-        <w:rPr>
-          <w:lang w:val="zh_TW" w:bidi="zh_TW"/>
-        </w:rPr>
-      </w:r>
-      <w:hyperlink r:id="rId85">
-        <w:r>
-          <w:rPr>
-            <w:lang w:val="zh_TW" w:bidi="zh_TW"/>
-          </w:rPr>
-          <w:rPr>
-            <w:color w:val="0000EE"/>
-            <w:u w:val="single"/>
-          </w:rPr>
-          <w:t>帖撒羅尼迦前書4:7–8</w:t>
-        </w:r>
-      </w:hyperlink>
-    </w:p>
-    <w:p>
-      <w:pPr>
-        <w:pStyle w:val="ListBullet"/>
-        <w:spacing w:line="240" w:lineRule="auto"/>
-        <w:ind w:left="720"/>
-      </w:pPr>
-      <w:r>
-        <w:rPr>
-          <w:lang w:val="zh_TW" w:bidi="zh_TW"/>
-        </w:rPr>
-      </w:r>
-      <w:hyperlink r:id="rId86">
-        <w:r>
-          <w:rPr>
-            <w:lang w:val="zh_TW" w:bidi="zh_TW"/>
-          </w:rPr>
-          <w:rPr>
-            <w:color w:val="0000EE"/>
-            <w:u w:val="single"/>
-          </w:rPr>
-          <w:t>使徒行傳8:17</w:t>
-        </w:r>
-      </w:hyperlink>
-    </w:p>
-    <w:p>
-      <w:pPr>
-        <w:pStyle w:val="ListBullet"/>
-        <w:spacing w:line="240" w:lineRule="auto"/>
-        <w:ind w:left="720"/>
-      </w:pPr>
-      <w:r>
-        <w:rPr>
-          <w:lang w:val="zh_TW" w:bidi="zh_TW"/>
-        </w:rPr>
-      </w:r>
-      <w:hyperlink r:id="rId87">
-        <w:r>
-          <w:rPr>
-            <w:lang w:val="zh_TW" w:bidi="zh_TW"/>
-          </w:rPr>
-          <w:rPr>
-            <w:color w:val="0000EE"/>
-            <w:u w:val="single"/>
-          </w:rPr>
-          <w:t>加拉太書5:25</w:t>
-        </w:r>
-      </w:hyperlink>
-    </w:p>
-    <w:p>
-      <w:pPr>
-        <w:pStyle w:val="ListBullet"/>
-        <w:spacing w:line="240" w:lineRule="auto"/>
-        <w:ind w:left="720"/>
-      </w:pPr>
-      <w:r>
-        <w:rPr>
-          <w:lang w:val="zh_TW" w:bidi="zh_TW"/>
-        </w:rPr>
-      </w:r>
-      <w:hyperlink r:id="rId88">
-        <w:r>
-          <w:rPr>
-            <w:lang w:val="zh_TW" w:bidi="zh_TW"/>
-          </w:rPr>
-          <w:rPr>
-            <w:color w:val="0000EE"/>
-            <w:u w:val="single"/>
-          </w:rPr>
-          <w:t>創世記1:1–2</w:t>
-        </w:r>
-      </w:hyperlink>
-    </w:p>
-    <w:p>
-      <w:pPr>
-        <w:pStyle w:val="ListBullet"/>
-        <w:spacing w:line="240" w:lineRule="auto"/>
-        <w:ind w:left="720"/>
-      </w:pPr>
-      <w:r>
-        <w:rPr>
-          <w:lang w:val="zh_TW" w:bidi="zh_TW"/>
-        </w:rPr>
-      </w:r>
-      <w:hyperlink r:id="rId89">
-        <w:r>
-          <w:rPr>
-            <w:lang w:val="zh_TW" w:bidi="zh_TW"/>
-          </w:rPr>
-          <w:rPr>
-            <w:color w:val="0000EE"/>
-            <w:u w:val="single"/>
-          </w:rPr>
-          <w:t>以賽亞書63:10</w:t>
-        </w:r>
-      </w:hyperlink>
-    </w:p>
-    <w:p>
-      <w:pPr>
-        <w:pStyle w:val="ListBullet"/>
-        <w:spacing w:line="240" w:lineRule="auto"/>
-        <w:ind w:left="720"/>
-      </w:pPr>
-      <w:r>
-        <w:rPr>
-          <w:lang w:val="zh_TW" w:bidi="zh_TW"/>
-        </w:rPr>
-      </w:r>
-      <w:hyperlink r:id="rId90">
-        <w:r>
-          <w:rPr>
-            <w:lang w:val="zh_TW" w:bidi="zh_TW"/>
-          </w:rPr>
-          <w:rPr>
-            <w:color w:val="0000EE"/>
-            <w:u w:val="single"/>
-          </w:rPr>
-          <w:t>約伯記33:4</w:t>
-        </w:r>
-      </w:hyperlink>
-    </w:p>
-    <w:p>
-      <w:pPr>
-        <w:pStyle w:val="ListBullet"/>
-        <w:spacing w:line="240" w:lineRule="auto"/>
-        <w:ind w:left="720"/>
-      </w:pPr>
-      <w:r>
-        <w:rPr>
-          <w:lang w:val="zh_TW" w:bidi="zh_TW"/>
-        </w:rPr>
-      </w:r>
-      <w:hyperlink r:id="rId91">
-        <w:r>
-          <w:rPr>
-            <w:lang w:val="zh_TW" w:bidi="zh_TW"/>
-          </w:rPr>
-          <w:rPr>
-            <w:color w:val="0000EE"/>
-            <w:u w:val="single"/>
-          </w:rPr>
-          <w:t>馬太福音12:31</w:t>
-        </w:r>
-      </w:hyperlink>
-    </w:p>
-    <w:p>
-      <w:pPr>
-        <w:pStyle w:val="ListBullet"/>
-        <w:spacing w:line="240" w:lineRule="auto"/>
-        <w:ind w:left="720"/>
-      </w:pPr>
-      <w:r>
-        <w:rPr>
-          <w:lang w:val="zh_TW" w:bidi="zh_TW"/>
-        </w:rPr>
-      </w:r>
-      <w:hyperlink r:id="rId92">
-        <w:r>
-          <w:rPr>
-            <w:lang w:val="zh_TW" w:bidi="zh_TW"/>
-          </w:rPr>
-          <w:rPr>
-            <w:color w:val="0000EE"/>
-            <w:u w:val="single"/>
-          </w:rPr>
-          <w:t>馬太福音28:18–19</w:t>
-        </w:r>
-      </w:hyperlink>
-    </w:p>
-    <w:p>
-      <w:pPr>
-        <w:pStyle w:val="ListBullet"/>
-        <w:spacing w:line="240" w:lineRule="auto"/>
-        <w:ind w:left="720"/>
-      </w:pPr>
-      <w:r>
-        <w:rPr>
-          <w:lang w:val="zh_TW" w:bidi="zh_TW"/>
-        </w:rPr>
-      </w:r>
-      <w:hyperlink r:id="rId93">
-        <w:r>
-          <w:rPr>
-            <w:lang w:val="zh_TW" w:bidi="zh_TW"/>
-          </w:rPr>
-          <w:rPr>
-            <w:color w:val="0000EE"/>
-            <w:u w:val="single"/>
-          </w:rPr>
-          <w:t>詩篇51:10–11</w:t>
-        </w:r>
-      </w:hyperlink>
+      <w:r>
+        <w:rPr>
+          <w:lang w:val="zh_TW" w:bidi="zh_TW"/>
+        </w:rPr>
+        <w:t>撒母耳記上10:10</w:t>
+      </w:r>
+    </w:p>
+    <w:p>
+      <w:pPr>
+        <w:pStyle w:val="ListBullet"/>
+        <w:spacing w:line="240" w:lineRule="auto"/>
+        <w:ind w:left="720"/>
+      </w:pPr>
+      <w:r>
+        <w:rPr>
+          <w:lang w:val="zh_TW" w:bidi="zh_TW"/>
+        </w:rPr>
+      </w:r>
+      <w:r>
+        <w:rPr>
+          <w:lang w:val="zh_TW" w:bidi="zh_TW"/>
+        </w:rPr>
+        <w:t>帖撒羅尼迦前書4:7–8</w:t>
+      </w:r>
+    </w:p>
+    <w:p>
+      <w:pPr>
+        <w:pStyle w:val="ListBullet"/>
+        <w:spacing w:line="240" w:lineRule="auto"/>
+        <w:ind w:left="720"/>
+      </w:pPr>
+      <w:r>
+        <w:rPr>
+          <w:lang w:val="zh_TW" w:bidi="zh_TW"/>
+        </w:rPr>
+      </w:r>
+      <w:r>
+        <w:rPr>
+          <w:lang w:val="zh_TW" w:bidi="zh_TW"/>
+        </w:rPr>
+        <w:t>使徒行傳8:17</w:t>
+      </w:r>
+    </w:p>
+    <w:p>
+      <w:pPr>
+        <w:pStyle w:val="ListBullet"/>
+        <w:spacing w:line="240" w:lineRule="auto"/>
+        <w:ind w:left="720"/>
+      </w:pPr>
+      <w:r>
+        <w:rPr>
+          <w:lang w:val="zh_TW" w:bidi="zh_TW"/>
+        </w:rPr>
+      </w:r>
+      <w:r>
+        <w:rPr>
+          <w:lang w:val="zh_TW" w:bidi="zh_TW"/>
+        </w:rPr>
+        <w:t>加拉太書5:25</w:t>
+      </w:r>
+    </w:p>
+    <w:p>
+      <w:pPr>
+        <w:pStyle w:val="ListBullet"/>
+        <w:spacing w:line="240" w:lineRule="auto"/>
+        <w:ind w:left="720"/>
+      </w:pPr>
+      <w:r>
+        <w:rPr>
+          <w:lang w:val="zh_TW" w:bidi="zh_TW"/>
+        </w:rPr>
+      </w:r>
+      <w:r>
+        <w:rPr>
+          <w:lang w:val="zh_TW" w:bidi="zh_TW"/>
+        </w:rPr>
+        <w:t>創世記1:1–2</w:t>
+      </w:r>
+    </w:p>
+    <w:p>
+      <w:pPr>
+        <w:pStyle w:val="ListBullet"/>
+        <w:spacing w:line="240" w:lineRule="auto"/>
+        <w:ind w:left="720"/>
+      </w:pPr>
+      <w:r>
+        <w:rPr>
+          <w:lang w:val="zh_TW" w:bidi="zh_TW"/>
+        </w:rPr>
+      </w:r>
+      <w:r>
+        <w:rPr>
+          <w:lang w:val="zh_TW" w:bidi="zh_TW"/>
+        </w:rPr>
+        <w:t>以賽亞書63:10</w:t>
+      </w:r>
+    </w:p>
+    <w:p>
+      <w:pPr>
+        <w:pStyle w:val="ListBullet"/>
+        <w:spacing w:line="240" w:lineRule="auto"/>
+        <w:ind w:left="720"/>
+      </w:pPr>
+      <w:r>
+        <w:rPr>
+          <w:lang w:val="zh_TW" w:bidi="zh_TW"/>
+        </w:rPr>
+      </w:r>
+      <w:r>
+        <w:rPr>
+          <w:lang w:val="zh_TW" w:bidi="zh_TW"/>
+        </w:rPr>
+        <w:t>約伯記33:4</w:t>
+      </w:r>
+    </w:p>
+    <w:p>
+      <w:pPr>
+        <w:pStyle w:val="ListBullet"/>
+        <w:spacing w:line="240" w:lineRule="auto"/>
+        <w:ind w:left="720"/>
+      </w:pPr>
+      <w:r>
+        <w:rPr>
+          <w:lang w:val="zh_TW" w:bidi="zh_TW"/>
+        </w:rPr>
+      </w:r>
+      <w:r>
+        <w:rPr>
+          <w:lang w:val="zh_TW" w:bidi="zh_TW"/>
+        </w:rPr>
+        <w:t>馬太福音12:31</w:t>
+      </w:r>
+    </w:p>
+    <w:p>
+      <w:pPr>
+        <w:pStyle w:val="ListBullet"/>
+        <w:spacing w:line="240" w:lineRule="auto"/>
+        <w:ind w:left="720"/>
+      </w:pPr>
+      <w:r>
+        <w:rPr>
+          <w:lang w:val="zh_TW" w:bidi="zh_TW"/>
+        </w:rPr>
+      </w:r>
+      <w:r>
+        <w:rPr>
+          <w:lang w:val="zh_TW" w:bidi="zh_TW"/>
+        </w:rPr>
+        <w:t>馬太福音28:18–19</w:t>
+      </w:r>
+    </w:p>
+    <w:p>
+      <w:pPr>
+        <w:pStyle w:val="ListBullet"/>
+        <w:spacing w:line="240" w:lineRule="auto"/>
+        <w:ind w:left="720"/>
+      </w:pPr>
+      <w:r>
+        <w:rPr>
+          <w:lang w:val="zh_TW" w:bidi="zh_TW"/>
+        </w:rPr>
+      </w:r>
+      <w:r>
+        <w:rPr>
+          <w:lang w:val="zh_TW" w:bidi="zh_TW"/>
+        </w:rPr>
+        <w:t>詩篇51:10–11</w:t>
+      </w:r>
     </w:p>
     <w:p>
       <w:pPr>
@@ -7826,234 +7340,174 @@
           <w:lang w:val="zh_TW" w:bidi="zh_TW"/>
         </w:rPr>
       </w:r>
-      <w:hyperlink r:id="rId94">
-        <w:r>
-          <w:rPr>
-            <w:lang w:val="zh_TW" w:bidi="zh_TW"/>
-          </w:rPr>
-          <w:rPr>
-            <w:color w:val="0000EE"/>
-            <w:u w:val="single"/>
-          </w:rPr>
-          <w:t>列王紀上6:16–18</w:t>
-        </w:r>
-      </w:hyperlink>
-    </w:p>
-    <w:p>
-      <w:pPr>
-        <w:pStyle w:val="ListBullet"/>
-        <w:spacing w:line="240" w:lineRule="auto"/>
-        <w:ind w:left="720"/>
-      </w:pPr>
-      <w:r>
-        <w:rPr>
-          <w:lang w:val="zh_TW" w:bidi="zh_TW"/>
-        </w:rPr>
-      </w:r>
-      <w:hyperlink r:id="rId95">
-        <w:r>
-          <w:rPr>
-            <w:lang w:val="zh_TW" w:bidi="zh_TW"/>
-          </w:rPr>
-          <w:rPr>
-            <w:color w:val="0000EE"/>
-            <w:u w:val="single"/>
-          </w:rPr>
-          <w:t>使徒行傳6:12–15</w:t>
-        </w:r>
-      </w:hyperlink>
-    </w:p>
-    <w:p>
-      <w:pPr>
-        <w:pStyle w:val="ListBullet"/>
-        <w:spacing w:line="240" w:lineRule="auto"/>
-        <w:ind w:left="720"/>
-      </w:pPr>
-      <w:r>
-        <w:rPr>
-          <w:lang w:val="zh_TW" w:bidi="zh_TW"/>
-        </w:rPr>
-      </w:r>
-      <w:hyperlink r:id="rId96">
-        <w:r>
-          <w:rPr>
-            <w:lang w:val="zh_TW" w:bidi="zh_TW"/>
-          </w:rPr>
-          <w:rPr>
-            <w:color w:val="0000EE"/>
-            <w:u w:val="single"/>
-          </w:rPr>
-          <w:t>出埃及記26:33</w:t>
-        </w:r>
-      </w:hyperlink>
-    </w:p>
-    <w:p>
-      <w:pPr>
-        <w:pStyle w:val="ListBullet"/>
-        <w:spacing w:line="240" w:lineRule="auto"/>
-        <w:ind w:left="720"/>
-      </w:pPr>
-      <w:r>
-        <w:rPr>
-          <w:lang w:val="zh_TW" w:bidi="zh_TW"/>
-        </w:rPr>
-      </w:r>
-      <w:hyperlink r:id="rId97">
-        <w:r>
-          <w:rPr>
-            <w:lang w:val="zh_TW" w:bidi="zh_TW"/>
-          </w:rPr>
-          <w:rPr>
-            <w:color w:val="0000EE"/>
-            <w:u w:val="single"/>
-          </w:rPr>
-          <w:t>出埃及記31:10–11</w:t>
-        </w:r>
-      </w:hyperlink>
-    </w:p>
-    <w:p>
-      <w:pPr>
-        <w:pStyle w:val="ListBullet"/>
-        <w:spacing w:line="240" w:lineRule="auto"/>
-        <w:ind w:left="720"/>
-      </w:pPr>
-      <w:r>
-        <w:rPr>
-          <w:lang w:val="zh_TW" w:bidi="zh_TW"/>
-        </w:rPr>
-      </w:r>
-      <w:hyperlink r:id="rId98">
-        <w:r>
-          <w:rPr>
-            <w:lang w:val="zh_TW" w:bidi="zh_TW"/>
-          </w:rPr>
-          <w:rPr>
-            <w:color w:val="0000EE"/>
-            <w:u w:val="single"/>
-          </w:rPr>
-          <w:t>以西結書41:1</w:t>
-        </w:r>
-      </w:hyperlink>
-    </w:p>
-    <w:p>
-      <w:pPr>
-        <w:pStyle w:val="ListBullet"/>
-        <w:spacing w:line="240" w:lineRule="auto"/>
-        <w:ind w:left="720"/>
-      </w:pPr>
-      <w:r>
-        <w:rPr>
-          <w:lang w:val="zh_TW" w:bidi="zh_TW"/>
-        </w:rPr>
-      </w:r>
-      <w:hyperlink r:id="rId99">
-        <w:r>
-          <w:rPr>
-            <w:lang w:val="zh_TW" w:bidi="zh_TW"/>
-          </w:rPr>
-          <w:rPr>
-            <w:color w:val="0000EE"/>
-            <w:u w:val="single"/>
-          </w:rPr>
-          <w:t>以斯拉記9:8–9</w:t>
-        </w:r>
-      </w:hyperlink>
-    </w:p>
-    <w:p>
-      <w:pPr>
-        <w:pStyle w:val="ListBullet"/>
-        <w:spacing w:line="240" w:lineRule="auto"/>
-        <w:ind w:left="720"/>
-      </w:pPr>
-      <w:r>
-        <w:rPr>
-          <w:lang w:val="zh_TW" w:bidi="zh_TW"/>
-        </w:rPr>
-      </w:r>
-      <w:hyperlink r:id="rId100">
-        <w:r>
-          <w:rPr>
-            <w:lang w:val="zh_TW" w:bidi="zh_TW"/>
-          </w:rPr>
-          <w:rPr>
-            <w:color w:val="0000EE"/>
-            <w:u w:val="single"/>
-          </w:rPr>
-          <w:t>希伯來書9:1–2</w:t>
-        </w:r>
-      </w:hyperlink>
-    </w:p>
-    <w:p>
-      <w:pPr>
-        <w:pStyle w:val="ListBullet"/>
-        <w:spacing w:line="240" w:lineRule="auto"/>
-        <w:ind w:left="720"/>
-      </w:pPr>
-      <w:r>
-        <w:rPr>
-          <w:lang w:val="zh_TW" w:bidi="zh_TW"/>
-        </w:rPr>
-      </w:r>
-      <w:hyperlink r:id="rId101">
-        <w:r>
-          <w:rPr>
-            <w:lang w:val="zh_TW" w:bidi="zh_TW"/>
-          </w:rPr>
-          <w:rPr>
-            <w:color w:val="0000EE"/>
-            <w:u w:val="single"/>
-          </w:rPr>
-          <w:t>利未記16:18</w:t>
-        </w:r>
-      </w:hyperlink>
-    </w:p>
-    <w:p>
-      <w:pPr>
-        <w:pStyle w:val="ListBullet"/>
-        <w:spacing w:line="240" w:lineRule="auto"/>
-        <w:ind w:left="720"/>
-      </w:pPr>
-      <w:r>
-        <w:rPr>
-          <w:lang w:val="zh_TW" w:bidi="zh_TW"/>
-        </w:rPr>
-      </w:r>
-      <w:hyperlink r:id="rId102">
-        <w:r>
-          <w:rPr>
-            <w:lang w:val="zh_TW" w:bidi="zh_TW"/>
-          </w:rPr>
-          <w:rPr>
-            <w:color w:val="0000EE"/>
-            <w:u w:val="single"/>
-          </w:rPr>
-          <w:t>馬太福音24:15–18</w:t>
-        </w:r>
-      </w:hyperlink>
-    </w:p>
-    <w:p>
-      <w:pPr>
-        <w:pStyle w:val="ListBullet"/>
-        <w:spacing w:line="240" w:lineRule="auto"/>
-        <w:ind w:left="720"/>
-      </w:pPr>
-      <w:r>
-        <w:rPr>
-          <w:lang w:val="zh_TW" w:bidi="zh_TW"/>
-        </w:rPr>
-      </w:r>
-      <w:hyperlink r:id="rId103">
-        <w:r>
-          <w:rPr>
-            <w:lang w:val="zh_TW" w:bidi="zh_TW"/>
-          </w:rPr>
-          <w:rPr>
-            <w:color w:val="0000EE"/>
-            <w:u w:val="single"/>
-          </w:rPr>
-          <w:t>啟示錄15:5</w:t>
-        </w:r>
-      </w:hyperlink>
+      <w:r>
+        <w:rPr>
+          <w:lang w:val="zh_TW" w:bidi="zh_TW"/>
+        </w:rPr>
+        <w:t>列王紀上6:16–18</w:t>
+      </w:r>
+    </w:p>
+    <w:p>
+      <w:pPr>
+        <w:pStyle w:val="ListBullet"/>
+        <w:spacing w:line="240" w:lineRule="auto"/>
+        <w:ind w:left="720"/>
+      </w:pPr>
+      <w:r>
+        <w:rPr>
+          <w:lang w:val="zh_TW" w:bidi="zh_TW"/>
+        </w:rPr>
+      </w:r>
+      <w:r>
+        <w:rPr>
+          <w:lang w:val="zh_TW" w:bidi="zh_TW"/>
+        </w:rPr>
+        <w:t>使徒行傳6:12–15</w:t>
+      </w:r>
+    </w:p>
+    <w:p>
+      <w:pPr>
+        <w:pStyle w:val="ListBullet"/>
+        <w:spacing w:line="240" w:lineRule="auto"/>
+        <w:ind w:left="720"/>
+      </w:pPr>
+      <w:r>
+        <w:rPr>
+          <w:lang w:val="zh_TW" w:bidi="zh_TW"/>
+        </w:rPr>
+      </w:r>
+      <w:r>
+        <w:rPr>
+          <w:lang w:val="zh_TW" w:bidi="zh_TW"/>
+        </w:rPr>
+        <w:t>出埃及記26:33</w:t>
+      </w:r>
+    </w:p>
+    <w:p>
+      <w:pPr>
+        <w:pStyle w:val="ListBullet"/>
+        <w:spacing w:line="240" w:lineRule="auto"/>
+        <w:ind w:left="720"/>
+      </w:pPr>
+      <w:r>
+        <w:rPr>
+          <w:lang w:val="zh_TW" w:bidi="zh_TW"/>
+        </w:rPr>
+      </w:r>
+      <w:r>
+        <w:rPr>
+          <w:lang w:val="zh_TW" w:bidi="zh_TW"/>
+        </w:rPr>
+        <w:t>出埃及記31:10–11</w:t>
+      </w:r>
+    </w:p>
+    <w:p>
+      <w:pPr>
+        <w:pStyle w:val="ListBullet"/>
+        <w:spacing w:line="240" w:lineRule="auto"/>
+        <w:ind w:left="720"/>
+      </w:pPr>
+      <w:r>
+        <w:rPr>
+          <w:lang w:val="zh_TW" w:bidi="zh_TW"/>
+        </w:rPr>
+      </w:r>
+      <w:r>
+        <w:rPr>
+          <w:lang w:val="zh_TW" w:bidi="zh_TW"/>
+        </w:rPr>
+        <w:t>以西結書41:1</w:t>
+      </w:r>
+    </w:p>
+    <w:p>
+      <w:pPr>
+        <w:pStyle w:val="ListBullet"/>
+        <w:spacing w:line="240" w:lineRule="auto"/>
+        <w:ind w:left="720"/>
+      </w:pPr>
+      <w:r>
+        <w:rPr>
+          <w:lang w:val="zh_TW" w:bidi="zh_TW"/>
+        </w:rPr>
+      </w:r>
+      <w:r>
+        <w:rPr>
+          <w:lang w:val="zh_TW" w:bidi="zh_TW"/>
+        </w:rPr>
+        <w:t>以斯拉記9:8–9</w:t>
+      </w:r>
+    </w:p>
+    <w:p>
+      <w:pPr>
+        <w:pStyle w:val="ListBullet"/>
+        <w:spacing w:line="240" w:lineRule="auto"/>
+        <w:ind w:left="720"/>
+      </w:pPr>
+      <w:r>
+        <w:rPr>
+          <w:lang w:val="zh_TW" w:bidi="zh_TW"/>
+        </w:rPr>
+      </w:r>
+      <w:r>
+        <w:rPr>
+          <w:lang w:val="zh_TW" w:bidi="zh_TW"/>
+        </w:rPr>
+        <w:t>希伯來書9:1–2</w:t>
+      </w:r>
+    </w:p>
+    <w:p>
+      <w:pPr>
+        <w:pStyle w:val="ListBullet"/>
+        <w:spacing w:line="240" w:lineRule="auto"/>
+        <w:ind w:left="720"/>
+      </w:pPr>
+      <w:r>
+        <w:rPr>
+          <w:lang w:val="zh_TW" w:bidi="zh_TW"/>
+        </w:rPr>
+      </w:r>
+      <w:r>
+        <w:rPr>
+          <w:lang w:val="zh_TW" w:bidi="zh_TW"/>
+        </w:rPr>
+        <w:t>利未記16:18</w:t>
+      </w:r>
+    </w:p>
+    <w:p>
+      <w:pPr>
+        <w:pStyle w:val="ListBullet"/>
+        <w:spacing w:line="240" w:lineRule="auto"/>
+        <w:ind w:left="720"/>
+      </w:pPr>
+      <w:r>
+        <w:rPr>
+          <w:lang w:val="zh_TW" w:bidi="zh_TW"/>
+        </w:rPr>
+      </w:r>
+      <w:r>
+        <w:rPr>
+          <w:lang w:val="zh_TW" w:bidi="zh_TW"/>
+        </w:rPr>
+        <w:t>馬太福音24:15–18</w:t>
+      </w:r>
+    </w:p>
+    <w:p>
+      <w:pPr>
+        <w:pStyle w:val="ListBullet"/>
+        <w:spacing w:line="240" w:lineRule="auto"/>
+        <w:ind w:left="720"/>
+      </w:pPr>
+      <w:r>
+        <w:rPr>
+          <w:lang w:val="zh_TW" w:bidi="zh_TW"/>
+        </w:rPr>
+      </w:r>
+      <w:r>
+        <w:rPr>
+          <w:lang w:val="zh_TW" w:bidi="zh_TW"/>
+        </w:rPr>
+        <w:t>啟示錄15:5</w:t>
+      </w:r>
     </w:p>
     <w:p>
       <w:pPr>
@@ -8388,162 +7842,120 @@
           <w:lang w:val="zh_TW" w:bidi="zh_TW"/>
         </w:rPr>
       </w:r>
-      <w:hyperlink r:id="rId104">
-        <w:r>
-          <w:rPr>
-            <w:lang w:val="zh_TW" w:bidi="zh_TW"/>
-          </w:rPr>
-          <w:rPr>
-            <w:color w:val="0000EE"/>
-            <w:u w:val="single"/>
-          </w:rPr>
-          <w:t>阿摩司書7:13</w:t>
-        </w:r>
-      </w:hyperlink>
-    </w:p>
-    <w:p>
-      <w:pPr>
-        <w:pStyle w:val="ListBullet"/>
-        <w:spacing w:line="240" w:lineRule="auto"/>
-        <w:ind w:left="720"/>
-      </w:pPr>
-      <w:r>
-        <w:rPr>
-          <w:lang w:val="zh_TW" w:bidi="zh_TW"/>
-        </w:rPr>
-      </w:r>
-      <w:hyperlink r:id="rId105">
-        <w:r>
-          <w:rPr>
-            <w:lang w:val="zh_TW" w:bidi="zh_TW"/>
-          </w:rPr>
-          <w:rPr>
-            <w:color w:val="0000EE"/>
-            <w:u w:val="single"/>
-          </w:rPr>
-          <w:t>出埃及記25:3–7</w:t>
-        </w:r>
-      </w:hyperlink>
-    </w:p>
-    <w:p>
-      <w:pPr>
-        <w:pStyle w:val="ListBullet"/>
-        <w:spacing w:line="240" w:lineRule="auto"/>
-        <w:ind w:left="720"/>
-      </w:pPr>
-      <w:r>
-        <w:rPr>
-          <w:lang w:val="zh_TW" w:bidi="zh_TW"/>
-        </w:rPr>
-      </w:r>
-      <w:hyperlink r:id="rId106">
-        <w:r>
-          <w:rPr>
-            <w:lang w:val="zh_TW" w:bidi="zh_TW"/>
-          </w:rPr>
-          <w:rPr>
-            <w:color w:val="0000EE"/>
-            <w:u w:val="single"/>
-          </w:rPr>
-          <w:t>以西結書25:3</w:t>
-        </w:r>
-      </w:hyperlink>
-    </w:p>
-    <w:p>
-      <w:pPr>
-        <w:pStyle w:val="ListBullet"/>
-        <w:spacing w:line="240" w:lineRule="auto"/>
-        <w:ind w:left="720"/>
-      </w:pPr>
-      <w:r>
-        <w:rPr>
-          <w:lang w:val="zh_TW" w:bidi="zh_TW"/>
-        </w:rPr>
-      </w:r>
-      <w:hyperlink r:id="rId107">
-        <w:r>
-          <w:rPr>
-            <w:lang w:val="zh_TW" w:bidi="zh_TW"/>
-          </w:rPr>
-          <w:rPr>
-            <w:color w:val="0000EE"/>
-            <w:u w:val="single"/>
-          </w:rPr>
-          <w:t>希伯來書8:1–2</w:t>
-        </w:r>
-      </w:hyperlink>
-    </w:p>
-    <w:p>
-      <w:pPr>
-        <w:pStyle w:val="ListBullet"/>
-        <w:spacing w:line="240" w:lineRule="auto"/>
-        <w:ind w:left="720"/>
-      </w:pPr>
-      <w:r>
-        <w:rPr>
-          <w:lang w:val="zh_TW" w:bidi="zh_TW"/>
-        </w:rPr>
-      </w:r>
-      <w:hyperlink r:id="rId108">
-        <w:r>
-          <w:rPr>
-            <w:lang w:val="zh_TW" w:bidi="zh_TW"/>
-          </w:rPr>
-          <w:rPr>
-            <w:color w:val="0000EE"/>
-            <w:u w:val="single"/>
-          </w:rPr>
-          <w:t>路加福音11:49–51</w:t>
-        </w:r>
-      </w:hyperlink>
-    </w:p>
-    <w:p>
-      <w:pPr>
-        <w:pStyle w:val="ListBullet"/>
-        <w:spacing w:line="240" w:lineRule="auto"/>
-        <w:ind w:left="720"/>
-      </w:pPr>
-      <w:r>
-        <w:rPr>
-          <w:lang w:val="zh_TW" w:bidi="zh_TW"/>
-        </w:rPr>
-      </w:r>
-      <w:hyperlink r:id="rId109">
-        <w:r>
-          <w:rPr>
-            <w:lang w:val="zh_TW" w:bidi="zh_TW"/>
-          </w:rPr>
-          <w:rPr>
-            <w:color w:val="0000EE"/>
-            <w:u w:val="single"/>
-          </w:rPr>
-          <w:t>民數記18:1</w:t>
-        </w:r>
-      </w:hyperlink>
-    </w:p>
-    <w:p>
-      <w:pPr>
-        <w:pStyle w:val="ListBullet"/>
-        <w:spacing w:line="240" w:lineRule="auto"/>
-        <w:ind w:left="720"/>
-      </w:pPr>
-      <w:r>
-        <w:rPr>
-          <w:lang w:val="zh_TW" w:bidi="zh_TW"/>
-        </w:rPr>
-      </w:r>
-      <w:hyperlink r:id="rId110">
-        <w:r>
-          <w:rPr>
-            <w:lang w:val="zh_TW" w:bidi="zh_TW"/>
-          </w:rPr>
-          <w:rPr>
-            <w:color w:val="0000EE"/>
-            <w:u w:val="single"/>
-          </w:rPr>
-          <w:t>詩篇78:69</w:t>
-        </w:r>
-      </w:hyperlink>
+      <w:r>
+        <w:rPr>
+          <w:lang w:val="zh_TW" w:bidi="zh_TW"/>
+        </w:rPr>
+        <w:t>阿摩司書7:13</w:t>
+      </w:r>
+    </w:p>
+    <w:p>
+      <w:pPr>
+        <w:pStyle w:val="ListBullet"/>
+        <w:spacing w:line="240" w:lineRule="auto"/>
+        <w:ind w:left="720"/>
+      </w:pPr>
+      <w:r>
+        <w:rPr>
+          <w:lang w:val="zh_TW" w:bidi="zh_TW"/>
+        </w:rPr>
+      </w:r>
+      <w:r>
+        <w:rPr>
+          <w:lang w:val="zh_TW" w:bidi="zh_TW"/>
+        </w:rPr>
+        <w:t>出埃及記25:3–7</w:t>
+      </w:r>
+    </w:p>
+    <w:p>
+      <w:pPr>
+        <w:pStyle w:val="ListBullet"/>
+        <w:spacing w:line="240" w:lineRule="auto"/>
+        <w:ind w:left="720"/>
+      </w:pPr>
+      <w:r>
+        <w:rPr>
+          <w:lang w:val="zh_TW" w:bidi="zh_TW"/>
+        </w:rPr>
+      </w:r>
+      <w:r>
+        <w:rPr>
+          <w:lang w:val="zh_TW" w:bidi="zh_TW"/>
+        </w:rPr>
+        <w:t>以西結書25:3</w:t>
+      </w:r>
+    </w:p>
+    <w:p>
+      <w:pPr>
+        <w:pStyle w:val="ListBullet"/>
+        <w:spacing w:line="240" w:lineRule="auto"/>
+        <w:ind w:left="720"/>
+      </w:pPr>
+      <w:r>
+        <w:rPr>
+          <w:lang w:val="zh_TW" w:bidi="zh_TW"/>
+        </w:rPr>
+      </w:r>
+      <w:r>
+        <w:rPr>
+          <w:lang w:val="zh_TW" w:bidi="zh_TW"/>
+        </w:rPr>
+        <w:t>希伯來書8:1–2</w:t>
+      </w:r>
+    </w:p>
+    <w:p>
+      <w:pPr>
+        <w:pStyle w:val="ListBullet"/>
+        <w:spacing w:line="240" w:lineRule="auto"/>
+        <w:ind w:left="720"/>
+      </w:pPr>
+      <w:r>
+        <w:rPr>
+          <w:lang w:val="zh_TW" w:bidi="zh_TW"/>
+        </w:rPr>
+      </w:r>
+      <w:r>
+        <w:rPr>
+          <w:lang w:val="zh_TW" w:bidi="zh_TW"/>
+        </w:rPr>
+        <w:t>路加福音11:49–51</w:t>
+      </w:r>
+    </w:p>
+    <w:p>
+      <w:pPr>
+        <w:pStyle w:val="ListBullet"/>
+        <w:spacing w:line="240" w:lineRule="auto"/>
+        <w:ind w:left="720"/>
+      </w:pPr>
+      <w:r>
+        <w:rPr>
+          <w:lang w:val="zh_TW" w:bidi="zh_TW"/>
+        </w:rPr>
+      </w:r>
+      <w:r>
+        <w:rPr>
+          <w:lang w:val="zh_TW" w:bidi="zh_TW"/>
+        </w:rPr>
+        <w:t>民數記18:1</w:t>
+      </w:r>
+    </w:p>
+    <w:p>
+      <w:pPr>
+        <w:pStyle w:val="ListBullet"/>
+        <w:spacing w:line="240" w:lineRule="auto"/>
+        <w:ind w:left="720"/>
+      </w:pPr>
+      <w:r>
+        <w:rPr>
+          <w:lang w:val="zh_TW" w:bidi="zh_TW"/>
+        </w:rPr>
+      </w:r>
+      <w:r>
+        <w:rPr>
+          <w:lang w:val="zh_TW" w:bidi="zh_TW"/>
+        </w:rPr>
+        <w:t>詩篇78:69</w:t>
+      </w:r>
     </w:p>
     <w:p>
       <w:pPr>
@@ -8764,90 +8176,66 @@
           <w:lang w:val="zh_TW" w:bidi="zh_TW"/>
         </w:rPr>
       </w:r>
-      <w:hyperlink r:id="rId111">
-        <w:r>
-          <w:rPr>
-            <w:lang w:val="zh_TW" w:bidi="zh_TW"/>
-          </w:rPr>
-          <w:rPr>
-            <w:color w:val="0000EE"/>
-            <w:u w:val="single"/>
-          </w:rPr>
-          <w:t>提摩太前書5:10</w:t>
-        </w:r>
-      </w:hyperlink>
-    </w:p>
-    <w:p>
-      <w:pPr>
-        <w:pStyle w:val="ListBullet"/>
-        <w:spacing w:line="240" w:lineRule="auto"/>
-        <w:ind w:left="720"/>
-      </w:pPr>
-      <w:r>
-        <w:rPr>
-          <w:lang w:val="zh_TW" w:bidi="zh_TW"/>
-        </w:rPr>
-      </w:r>
-      <w:hyperlink r:id="rId112">
-        <w:r>
-          <w:rPr>
-            <w:lang w:val="zh_TW" w:bidi="zh_TW"/>
-          </w:rPr>
-          <w:rPr>
-            <w:color w:val="0000EE"/>
-            <w:u w:val="single"/>
-          </w:rPr>
-          <w:t>哥林多後書9:12–15</w:t>
-        </w:r>
-      </w:hyperlink>
-    </w:p>
-    <w:p>
-      <w:pPr>
-        <w:pStyle w:val="ListBullet"/>
-        <w:spacing w:line="240" w:lineRule="auto"/>
-        <w:ind w:left="720"/>
-      </w:pPr>
-      <w:r>
-        <w:rPr>
-          <w:lang w:val="zh_TW" w:bidi="zh_TW"/>
-        </w:rPr>
-      </w:r>
-      <w:hyperlink r:id="rId113">
-        <w:r>
-          <w:rPr>
-            <w:lang w:val="zh_TW" w:bidi="zh_TW"/>
-          </w:rPr>
-          <w:rPr>
-            <w:color w:val="0000EE"/>
-            <w:u w:val="single"/>
-          </w:rPr>
-          <w:t>啟示錄16:6</w:t>
-        </w:r>
-      </w:hyperlink>
-    </w:p>
-    <w:p>
-      <w:pPr>
-        <w:pStyle w:val="ListBullet"/>
-        <w:spacing w:line="240" w:lineRule="auto"/>
-        <w:ind w:left="720"/>
-      </w:pPr>
-      <w:r>
-        <w:rPr>
-          <w:lang w:val="zh_TW" w:bidi="zh_TW"/>
-        </w:rPr>
-      </w:r>
-      <w:hyperlink r:id="rId114">
-        <w:r>
-          <w:rPr>
-            <w:lang w:val="zh_TW" w:bidi="zh_TW"/>
-          </w:rPr>
-          <w:rPr>
-            <w:color w:val="0000EE"/>
-            <w:u w:val="single"/>
-          </w:rPr>
-          <w:t>啟示錄20:9–10</w:t>
-        </w:r>
-      </w:hyperlink>
+      <w:r>
+        <w:rPr>
+          <w:lang w:val="zh_TW" w:bidi="zh_TW"/>
+        </w:rPr>
+        <w:t>提摩太前書5:10</w:t>
+      </w:r>
+    </w:p>
+    <w:p>
+      <w:pPr>
+        <w:pStyle w:val="ListBullet"/>
+        <w:spacing w:line="240" w:lineRule="auto"/>
+        <w:ind w:left="720"/>
+      </w:pPr>
+      <w:r>
+        <w:rPr>
+          <w:lang w:val="zh_TW" w:bidi="zh_TW"/>
+        </w:rPr>
+      </w:r>
+      <w:r>
+        <w:rPr>
+          <w:lang w:val="zh_TW" w:bidi="zh_TW"/>
+        </w:rPr>
+        <w:t>哥林多後書9:12–15</w:t>
+      </w:r>
+    </w:p>
+    <w:p>
+      <w:pPr>
+        <w:pStyle w:val="ListBullet"/>
+        <w:spacing w:line="240" w:lineRule="auto"/>
+        <w:ind w:left="720"/>
+      </w:pPr>
+      <w:r>
+        <w:rPr>
+          <w:lang w:val="zh_TW" w:bidi="zh_TW"/>
+        </w:rPr>
+      </w:r>
+      <w:r>
+        <w:rPr>
+          <w:lang w:val="zh_TW" w:bidi="zh_TW"/>
+        </w:rPr>
+        <w:t>啟示錄16:6</w:t>
+      </w:r>
+    </w:p>
+    <w:p>
+      <w:pPr>
+        <w:pStyle w:val="ListBullet"/>
+        <w:spacing w:line="240" w:lineRule="auto"/>
+        <w:ind w:left="720"/>
+      </w:pPr>
+      <w:r>
+        <w:rPr>
+          <w:lang w:val="zh_TW" w:bidi="zh_TW"/>
+        </w:rPr>
+      </w:r>
+      <w:r>
+        <w:rPr>
+          <w:lang w:val="zh_TW" w:bidi="zh_TW"/>
+        </w:rPr>
+        <w:t>啟示錄20:9–10</w:t>
+      </w:r>
     </w:p>
     <w:p>
       <w:pPr>
@@ -9146,162 +8534,120 @@
           <w:lang w:val="zh_TW" w:bidi="zh_TW"/>
         </w:rPr>
       </w:r>
-      <w:hyperlink r:id="rId115">
-        <w:r>
-          <w:rPr>
-            <w:lang w:val="zh_TW" w:bidi="zh_TW"/>
-          </w:rPr>
-          <w:rPr>
-            <w:color w:val="0000EE"/>
-            <w:u w:val="single"/>
-          </w:rPr>
-          <w:t>約翰壹書2:20</w:t>
-        </w:r>
-      </w:hyperlink>
-    </w:p>
-    <w:p>
-      <w:pPr>
-        <w:pStyle w:val="ListBullet"/>
-        <w:spacing w:line="240" w:lineRule="auto"/>
-        <w:ind w:left="720"/>
-      </w:pPr>
-      <w:r>
-        <w:rPr>
-          <w:lang w:val="zh_TW" w:bidi="zh_TW"/>
-        </w:rPr>
-      </w:r>
-      <w:hyperlink r:id="rId116">
-        <w:r>
-          <w:rPr>
-            <w:lang w:val="zh_TW" w:bidi="zh_TW"/>
-          </w:rPr>
-          <w:rPr>
-            <w:color w:val="0000EE"/>
-            <w:u w:val="single"/>
-          </w:rPr>
-          <w:t>列王紀下19:22</w:t>
-        </w:r>
-      </w:hyperlink>
-    </w:p>
-    <w:p>
-      <w:pPr>
-        <w:pStyle w:val="ListBullet"/>
-        <w:spacing w:line="240" w:lineRule="auto"/>
-        <w:ind w:left="720"/>
-      </w:pPr>
-      <w:r>
-        <w:rPr>
-          <w:lang w:val="zh_TW" w:bidi="zh_TW"/>
-        </w:rPr>
-      </w:r>
-      <w:hyperlink r:id="rId117">
-        <w:r>
-          <w:rPr>
-            <w:lang w:val="zh_TW" w:bidi="zh_TW"/>
-          </w:rPr>
-          <w:rPr>
-            <w:color w:val="0000EE"/>
-            <w:u w:val="single"/>
-          </w:rPr>
-          <w:t>使徒行傳2:27</w:t>
-        </w:r>
-      </w:hyperlink>
-    </w:p>
-    <w:p>
-      <w:pPr>
-        <w:pStyle w:val="ListBullet"/>
-        <w:spacing w:line="240" w:lineRule="auto"/>
-        <w:ind w:left="720"/>
-      </w:pPr>
-      <w:r>
-        <w:rPr>
-          <w:lang w:val="zh_TW" w:bidi="zh_TW"/>
-        </w:rPr>
-      </w:r>
-      <w:hyperlink r:id="rId118">
-        <w:r>
-          <w:rPr>
-            <w:lang w:val="zh_TW" w:bidi="zh_TW"/>
-          </w:rPr>
-          <w:rPr>
-            <w:color w:val="0000EE"/>
-            <w:u w:val="single"/>
-          </w:rPr>
-          <w:t>使徒行傳3:13–14</w:t>
-        </w:r>
-      </w:hyperlink>
-    </w:p>
-    <w:p>
-      <w:pPr>
-        <w:pStyle w:val="ListBullet"/>
-        <w:spacing w:line="240" w:lineRule="auto"/>
-        <w:ind w:left="720"/>
-      </w:pPr>
-      <w:r>
-        <w:rPr>
-          <w:lang w:val="zh_TW" w:bidi="zh_TW"/>
-        </w:rPr>
-      </w:r>
-      <w:hyperlink r:id="rId119">
-        <w:r>
-          <w:rPr>
-            <w:lang w:val="zh_TW" w:bidi="zh_TW"/>
-          </w:rPr>
-          <w:rPr>
-            <w:color w:val="0000EE"/>
-            <w:u w:val="single"/>
-          </w:rPr>
-          <w:t>以賽亞書5:15–17</w:t>
-        </w:r>
-      </w:hyperlink>
-    </w:p>
-    <w:p>
-      <w:pPr>
-        <w:pStyle w:val="ListBullet"/>
-        <w:spacing w:line="240" w:lineRule="auto"/>
-        <w:ind w:left="720"/>
-      </w:pPr>
-      <w:r>
-        <w:rPr>
-          <w:lang w:val="zh_TW" w:bidi="zh_TW"/>
-        </w:rPr>
-      </w:r>
-      <w:hyperlink r:id="rId120">
-        <w:r>
-          <w:rPr>
-            <w:lang w:val="zh_TW" w:bidi="zh_TW"/>
-          </w:rPr>
-          <w:rPr>
-            <w:color w:val="0000EE"/>
-            <w:u w:val="single"/>
-          </w:rPr>
-          <w:t>以賽亞書41:14</w:t>
-        </w:r>
-      </w:hyperlink>
-    </w:p>
-    <w:p>
-      <w:pPr>
-        <w:pStyle w:val="ListBullet"/>
-        <w:spacing w:line="240" w:lineRule="auto"/>
-        <w:ind w:left="720"/>
-      </w:pPr>
-      <w:r>
-        <w:rPr>
-          <w:lang w:val="zh_TW" w:bidi="zh_TW"/>
-        </w:rPr>
-      </w:r>
-      <w:hyperlink r:id="rId121">
-        <w:r>
-          <w:rPr>
-            <w:lang w:val="zh_TW" w:bidi="zh_TW"/>
-          </w:rPr>
-          <w:rPr>
-            <w:color w:val="0000EE"/>
-            <w:u w:val="single"/>
-          </w:rPr>
-          <w:t>路加福音4:33–34</w:t>
-        </w:r>
-      </w:hyperlink>
+      <w:r>
+        <w:rPr>
+          <w:lang w:val="zh_TW" w:bidi="zh_TW"/>
+        </w:rPr>
+        <w:t>約翰壹書2:20</w:t>
+      </w:r>
+    </w:p>
+    <w:p>
+      <w:pPr>
+        <w:pStyle w:val="ListBullet"/>
+        <w:spacing w:line="240" w:lineRule="auto"/>
+        <w:ind w:left="720"/>
+      </w:pPr>
+      <w:r>
+        <w:rPr>
+          <w:lang w:val="zh_TW" w:bidi="zh_TW"/>
+        </w:rPr>
+      </w:r>
+      <w:r>
+        <w:rPr>
+          <w:lang w:val="zh_TW" w:bidi="zh_TW"/>
+        </w:rPr>
+        <w:t>列王紀下19:22</w:t>
+      </w:r>
+    </w:p>
+    <w:p>
+      <w:pPr>
+        <w:pStyle w:val="ListBullet"/>
+        <w:spacing w:line="240" w:lineRule="auto"/>
+        <w:ind w:left="720"/>
+      </w:pPr>
+      <w:r>
+        <w:rPr>
+          <w:lang w:val="zh_TW" w:bidi="zh_TW"/>
+        </w:rPr>
+      </w:r>
+      <w:r>
+        <w:rPr>
+          <w:lang w:val="zh_TW" w:bidi="zh_TW"/>
+        </w:rPr>
+        <w:t>使徒行傳2:27</w:t>
+      </w:r>
+    </w:p>
+    <w:p>
+      <w:pPr>
+        <w:pStyle w:val="ListBullet"/>
+        <w:spacing w:line="240" w:lineRule="auto"/>
+        <w:ind w:left="720"/>
+      </w:pPr>
+      <w:r>
+        <w:rPr>
+          <w:lang w:val="zh_TW" w:bidi="zh_TW"/>
+        </w:rPr>
+      </w:r>
+      <w:r>
+        <w:rPr>
+          <w:lang w:val="zh_TW" w:bidi="zh_TW"/>
+        </w:rPr>
+        <w:t>使徒行傳3:13–14</w:t>
+      </w:r>
+    </w:p>
+    <w:p>
+      <w:pPr>
+        <w:pStyle w:val="ListBullet"/>
+        <w:spacing w:line="240" w:lineRule="auto"/>
+        <w:ind w:left="720"/>
+      </w:pPr>
+      <w:r>
+        <w:rPr>
+          <w:lang w:val="zh_TW" w:bidi="zh_TW"/>
+        </w:rPr>
+      </w:r>
+      <w:r>
+        <w:rPr>
+          <w:lang w:val="zh_TW" w:bidi="zh_TW"/>
+        </w:rPr>
+        <w:t>以賽亞書5:15–17</w:t>
+      </w:r>
+    </w:p>
+    <w:p>
+      <w:pPr>
+        <w:pStyle w:val="ListBullet"/>
+        <w:spacing w:line="240" w:lineRule="auto"/>
+        <w:ind w:left="720"/>
+      </w:pPr>
+      <w:r>
+        <w:rPr>
+          <w:lang w:val="zh_TW" w:bidi="zh_TW"/>
+        </w:rPr>
+      </w:r>
+      <w:r>
+        <w:rPr>
+          <w:lang w:val="zh_TW" w:bidi="zh_TW"/>
+        </w:rPr>
+        <w:t>以賽亞書41:14</w:t>
+      </w:r>
+    </w:p>
+    <w:p>
+      <w:pPr>
+        <w:pStyle w:val="ListBullet"/>
+        <w:spacing w:line="240" w:lineRule="auto"/>
+        <w:ind w:left="720"/>
+      </w:pPr>
+      <w:r>
+        <w:rPr>
+          <w:lang w:val="zh_TW" w:bidi="zh_TW"/>
+        </w:rPr>
+      </w:r>
+      <w:r>
+        <w:rPr>
+          <w:lang w:val="zh_TW" w:bidi="zh_TW"/>
+        </w:rPr>
+        <w:t>路加福音4:33–34</w:t>
+      </w:r>
     </w:p>
     <w:p>
       <w:pPr>
